--- a/C_codespace/2 kurs/3-rd senester/programming languages/laboratory work/4-th lab/Vlad/Отчёт 4 лаба.docx
+++ b/C_codespace/2 kurs/3-rd senester/programming languages/laboratory work/4-th lab/Vlad/Отчёт 4 лаба.docx
@@ -1,6 +1,6 @@
 
 <file path=word/document.xml><?xml version="1.0" encoding="utf-8"?>
-<w:document xmlns:wpc="http://schemas.microsoft.com/office/word/2010/wordprocessingCanvas" xmlns:mc="http://schemas.openxmlformats.org/markup-compatibility/2006" xmlns:o="urn:schemas-microsoft-com:office:office" xmlns:r="http://schemas.openxmlformats.org/officeDocument/2006/relationships" xmlns:m="http://schemas.openxmlformats.org/officeDocument/2006/math" xmlns:v="urn:schemas-microsoft-com:vml" xmlns:wp14="http://schemas.microsoft.com/office/word/2010/wordprocessingDrawing" xmlns:wp="http://schemas.openxmlformats.org/drawingml/2006/wordprocessingDrawing" xmlns:w10="urn:schemas-microsoft-com:office:word" xmlns:w="http://schemas.openxmlformats.org/wordprocessingml/2006/main" xmlns:w14="http://schemas.microsoft.com/office/word/2010/wordml" xmlns:w15="http://schemas.microsoft.com/office/word/2012/wordml" xmlns:wpg="http://schemas.microsoft.com/office/word/2010/wordprocessingGroup" xmlns:wpi="http://schemas.microsoft.com/office/word/2010/wordprocessingInk" xmlns:wne="http://schemas.microsoft.com/office/word/2006/wordml" xmlns:wps="http://schemas.microsoft.com/office/word/2010/wordprocessingShape" mc:Ignorable="w14 w15 wp14">
+<w:document xmlns:wpc="http://schemas.microsoft.com/office/word/2010/wordprocessingCanvas" xmlns:cx="http://schemas.microsoft.com/office/drawing/2014/chartex" xmlns:cx1="http://schemas.microsoft.com/office/drawing/2015/9/8/chartex" xmlns:cx2="http://schemas.microsoft.com/office/drawing/2015/10/21/chartex" xmlns:cx3="http://schemas.microsoft.com/office/drawing/2016/5/9/chartex" xmlns:cx4="http://schemas.microsoft.com/office/drawing/2016/5/10/chartex" xmlns:cx5="http://schemas.microsoft.com/office/drawing/2016/5/11/chartex" xmlns:cx6="http://schemas.microsoft.com/office/drawing/2016/5/12/chartex" xmlns:cx7="http://schemas.microsoft.com/office/drawing/2016/5/13/chartex" xmlns:cx8="http://schemas.microsoft.com/office/drawing/2016/5/14/chartex" xmlns:mc="http://schemas.openxmlformats.org/markup-compatibility/2006" xmlns:aink="http://schemas.microsoft.com/office/drawing/2016/ink" xmlns:am3d="http://schemas.microsoft.com/office/drawing/2017/model3d" xmlns:o="urn:schemas-microsoft-com:office:office" xmlns:oel="http://schemas.microsoft.com/office/2019/extlst" xmlns:r="http://schemas.openxmlformats.org/officeDocument/2006/relationships" xmlns:m="http://schemas.openxmlformats.org/officeDocument/2006/math" xmlns:v="urn:schemas-microsoft-com:vml" xmlns:wp14="http://schemas.microsoft.com/office/word/2010/wordprocessingDrawing" xmlns:wp="http://schemas.openxmlformats.org/drawingml/2006/wordprocessingDrawing" xmlns:w10="urn:schemas-microsoft-com:office:word" xmlns:w="http://schemas.openxmlformats.org/wordprocessingml/2006/main" xmlns:w14="http://schemas.microsoft.com/office/word/2010/wordml" xmlns:w15="http://schemas.microsoft.com/office/word/2012/wordml" xmlns:w16cex="http://schemas.microsoft.com/office/word/2018/wordml/cex" xmlns:w16cid="http://schemas.microsoft.com/office/word/2016/wordml/cid" xmlns:w16="http://schemas.microsoft.com/office/word/2018/wordml" xmlns:w16du="http://schemas.microsoft.com/office/word/2023/wordml/word16du" xmlns:w16sdtdh="http://schemas.microsoft.com/office/word/2020/wordml/sdtdatahash" xmlns:w16sdtfl="http://schemas.microsoft.com/office/word/2024/wordml/sdtformatlock" xmlns:w16se="http://schemas.microsoft.com/office/word/2015/wordml/symex" xmlns:wpg="http://schemas.microsoft.com/office/word/2010/wordprocessingGroup" xmlns:wpi="http://schemas.microsoft.com/office/word/2010/wordprocessingInk" xmlns:wne="http://schemas.microsoft.com/office/word/2006/wordml" xmlns:wps="http://schemas.microsoft.com/office/word/2010/wordprocessingShape" mc:Ignorable="w14 w15 w16se w16cid w16 w16cex w16sdtdh w16sdtfl w16du wp14">
   <w:body>
     <w:p>
       <w:pPr>
@@ -1106,28 +1106,45 @@
       </w:r>
     </w:p>
     <w:p>
+      <w:pPr>
+        <w:rPr>
+          <w:lang w:val="en-US"/>
+        </w:rPr>
+      </w:pPr>
       <w:r>
         <w:t xml:space="preserve">Пример: файл содержит следующую информацию </w:t>
       </w:r>
       <w:r>
+        <w:rPr>
+          <w:lang w:val="en-US"/>
+        </w:rPr>
         <w:t>(</w:t>
       </w:r>
       <w:r>
         <w:t>фрагмент</w:t>
       </w:r>
       <w:r>
+        <w:rPr>
+          <w:lang w:val="en-US"/>
+        </w:rPr>
         <w:t xml:space="preserve"> </w:t>
       </w:r>
       <w:r>
         <w:t>для</w:t>
       </w:r>
       <w:r>
+        <w:rPr>
+          <w:lang w:val="en-US"/>
+        </w:rPr>
         <w:t xml:space="preserve"> </w:t>
       </w:r>
       <w:r>
         <w:t>демонстрации</w:t>
       </w:r>
       <w:r>
+        <w:rPr>
+          <w:lang w:val="en-US"/>
+        </w:rPr>
         <w:t xml:space="preserve">):  </w:t>
       </w:r>
     </w:p>
@@ -1135,7 +1152,6 @@
       <w:pPr>
         <w:rPr>
           <w:b/>
-          <w:lang w:val="en-US"/>
         </w:rPr>
       </w:pPr>
       <w:r>
@@ -1148,6 +1164,7 @@
       <w:r>
         <w:rPr>
           <w:b/>
+          <w:lang w:val="en-US"/>
         </w:rPr>
         <w:t xml:space="preserve"> </w:t>
       </w:r>
@@ -1161,6 +1178,7 @@
       <w:r>
         <w:rPr>
           <w:b/>
+          <w:lang w:val="en-US"/>
         </w:rPr>
         <w:t xml:space="preserve"> </w:t>
       </w:r>
@@ -1174,6 +1192,7 @@
       <w:r>
         <w:rPr>
           <w:b/>
+          <w:lang w:val="en-US"/>
         </w:rPr>
         <w:t xml:space="preserve"> </w:t>
       </w:r>
@@ -1187,6 +1206,7 @@
       <w:r>
         <w:rPr>
           <w:b/>
+          <w:lang w:val="en-US"/>
         </w:rPr>
         <w:t xml:space="preserve"> </w:t>
       </w:r>
@@ -1200,6 +1220,7 @@
       <w:r>
         <w:rPr>
           <w:b/>
+          <w:lang w:val="en-US"/>
         </w:rPr>
         <w:t xml:space="preserve"> </w:t>
       </w:r>
@@ -1213,6 +1234,7 @@
       <w:r>
         <w:rPr>
           <w:b/>
+          <w:lang w:val="en-US"/>
         </w:rPr>
         <w:t xml:space="preserve">. </w:t>
       </w:r>
@@ -1221,20 +1243,18 @@
           <w:b/>
           <w:lang w:val="en-US"/>
         </w:rPr>
-        <w:t>Yes!</w:t>
-      </w:r>
-    </w:p>
-    <w:p>
-      <w:r>
-        <w:t xml:space="preserve">В первом предложении чаще всего встречаются буквы I, S и </w:t>
-      </w:r>
-      <w:proofErr w:type="gramStart"/>
-      <w:r>
-        <w:t>T,  следовательно</w:t>
-      </w:r>
-      <w:proofErr w:type="gramEnd"/>
-      <w:r>
-        <w:t xml:space="preserve">, программа для первого предложения должна вывести: </w:t>
+        <w:t>Yes</w:t>
+      </w:r>
+      <w:r>
+        <w:rPr>
+          <w:b/>
+        </w:rPr>
+        <w:t>!</w:t>
+      </w:r>
+    </w:p>
+    <w:p>
+      <w:r>
+        <w:t xml:space="preserve">В первом предложении чаще всего встречаются буквы I, S и T,  следовательно, программа для первого предложения должна вывести: </w:t>
       </w:r>
     </w:p>
     <w:p>
@@ -1304,6 +1324,7 @@
       <w:bookmarkStart w:id="2" w:name="_Toc28003444"/>
       <w:r>
         <w:rPr>
+          <w:noProof/>
           <w:lang w:val="en-US"/>
         </w:rPr>
         <w:drawing>
@@ -1395,6 +1416,7 @@
       </w:r>
       <w:r>
         <w:rPr>
+          <w:noProof/>
           <w:lang w:val="en-US"/>
         </w:rPr>
         <w:lastRenderedPageBreak/>
@@ -1436,6 +1458,7 @@
       </w:r>
       <w:r>
         <w:rPr>
+          <w:noProof/>
           <w:lang w:val="en-US"/>
         </w:rPr>
         <w:lastRenderedPageBreak/>
@@ -1509,6 +1532,9 @@
         <w:jc w:val="center"/>
       </w:pPr>
       <w:r>
+        <w:rPr>
+          <w:noProof/>
+        </w:rPr>
         <w:lastRenderedPageBreak/>
         <w:drawing>
           <wp:inline distT="0" distB="0" distL="0" distR="0" wp14:anchorId="40E3D605" wp14:editId="7F9641C6">
@@ -1547,6 +1573,9 @@
         </w:drawing>
       </w:r>
       <w:r>
+        <w:rPr>
+          <w:noProof/>
+        </w:rPr>
         <w:lastRenderedPageBreak/>
         <w:drawing>
           <wp:inline distT="0" distB="0" distL="0" distR="0" wp14:anchorId="583500BB" wp14:editId="0469FC8D">
@@ -1623,6 +1652,9 @@
         <w:jc w:val="center"/>
       </w:pPr>
       <w:r>
+        <w:rPr>
+          <w:noProof/>
+        </w:rPr>
         <w:drawing>
           <wp:inline distT="0" distB="0" distL="0" distR="0" wp14:anchorId="36708B50" wp14:editId="4690204D">
             <wp:extent cx="6119495" cy="2493010"/>
@@ -1699,6 +1731,9 @@
         <w:jc w:val="center"/>
       </w:pPr>
       <w:r>
+        <w:rPr>
+          <w:noProof/>
+        </w:rPr>
         <w:drawing>
           <wp:inline distT="0" distB="0" distL="0" distR="0" wp14:anchorId="7781ED92" wp14:editId="4E84028F">
             <wp:extent cx="2781688" cy="1914792"/>
@@ -1735,8 +1770,10 @@
           </wp:inline>
         </w:drawing>
       </w:r>
-      <w:bookmarkStart w:id="3" w:name="_GoBack"/>
-      <w:r>
+      <w:r>
+        <w:rPr>
+          <w:noProof/>
+        </w:rPr>
         <w:drawing>
           <wp:inline distT="0" distB="0" distL="0" distR="0" wp14:anchorId="6846A40C" wp14:editId="7628A111">
             <wp:extent cx="6119495" cy="797560"/>
@@ -1773,13 +1810,15 @@
           </wp:inline>
         </w:drawing>
       </w:r>
-      <w:bookmarkEnd w:id="3"/>
     </w:p>
     <w:p>
       <w:pPr>
         <w:jc w:val="center"/>
       </w:pPr>
       <w:r>
+        <w:rPr>
+          <w:noProof/>
+        </w:rPr>
         <w:lastRenderedPageBreak/>
         <w:drawing>
           <wp:inline distT="0" distB="0" distL="0" distR="0" wp14:anchorId="76C10E47" wp14:editId="674DB247">
@@ -1835,6 +1874,7 @@
       </w:pPr>
       <w:r>
         <w:rPr>
+          <w:noProof/>
           <w:lang w:val="en-US"/>
         </w:rPr>
         <w:drawing>
@@ -1906,6 +1946,9 @@
         <w:jc w:val="center"/>
       </w:pPr>
       <w:r>
+        <w:rPr>
+          <w:noProof/>
+        </w:rPr>
         <w:drawing>
           <wp:inline distT="0" distB="0" distL="0" distR="0" wp14:anchorId="10F926F1" wp14:editId="4157ADB6">
             <wp:extent cx="2762636" cy="1895740"/>
@@ -1953,6 +1996,7 @@
       </w:pPr>
       <w:r>
         <w:rPr>
+          <w:noProof/>
           <w:lang w:val="en-US"/>
         </w:rPr>
         <w:drawing>
@@ -2007,1288 +2051,45 @@
     </w:p>
     <w:p>
       <w:pPr>
-        <w:numPr>
-          <w:ilvl w:val="0"/>
-          <w:numId w:val="22"/>
-        </w:numPr>
-      </w:pPr>
-      <w:r>
-        <w:rPr>
-          <w:b/>
-          <w:bCs/>
-        </w:rPr>
-        <w:t>Раскройте понятие указателя в языке С. Опишите синтаксис объявления указателя.</w:t>
-      </w:r>
-      <w:r>
-        <w:br/>
-        <w:t>Указатель — это переменная, которая хранит адрес другой переменной в памяти</w:t>
-      </w:r>
-      <w:r>
-        <w:t xml:space="preserve"> и позволяет к ней обращаться.</w:t>
-      </w:r>
-      <w:r>
-        <w:br/>
-        <w:t xml:space="preserve">Синтаксис объявления: </w:t>
-      </w:r>
-      <w:r>
-        <w:rPr>
-          <w:i/>
-          <w:iCs/>
-        </w:rPr>
-        <w:t>тип_данных *имя_указателя</w:t>
-      </w:r>
-      <w:r>
-        <w:t>;</w:t>
-      </w:r>
-    </w:p>
-    <w:p>
-      <w:pPr>
-        <w:numPr>
-          <w:ilvl w:val="0"/>
-          <w:numId w:val="22"/>
-        </w:numPr>
-      </w:pPr>
-      <w:r>
-        <w:rPr>
-          <w:b/>
-          <w:bCs/>
-        </w:rPr>
-        <w:t>В чем преимущество использования операций new и delete в языке С++ по сравнению с аналогичными средствами языка С?</w:t>
-      </w:r>
-      <w:r>
-        <w:br/>
-        <w:t>Операторы new и delete в C++ автоматически вызывают конструкторы и деструкторы объектов, обеспечивая правильную инициализацию и очистку. В отличие от malloc и free в C, new также является типобезопасным, возвращая указатель нужного типа без явного приведения.</w:t>
-      </w:r>
-    </w:p>
-    <w:p>
-      <w:pPr>
-        <w:numPr>
-          <w:ilvl w:val="0"/>
-          <w:numId w:val="22"/>
-        </w:numPr>
-      </w:pPr>
-      <w:r>
-        <w:rPr>
-          <w:b/>
-          <w:bCs/>
-        </w:rPr>
-        <w:t>В чем заключаются преимущества использования динамических массивов?</w:t>
-      </w:r>
-      <w:r>
-        <w:br/>
-        <w:t>Основные преимущества динамических массивов — это возможность изменять их размер во время выполнения программы</w:t>
-      </w:r>
-      <w:r>
-        <w:t>, выделять память под массивы произвольного размера</w:t>
-      </w:r>
-      <w:r>
-        <w:t xml:space="preserve"> и управлять временем их жизни, которое не ограничено областью видимости.</w:t>
-      </w:r>
-    </w:p>
-    <w:p>
-      <w:pPr>
-        <w:numPr>
-          <w:ilvl w:val="0"/>
-          <w:numId w:val="22"/>
-        </w:numPr>
-      </w:pPr>
-      <w:r>
-        <w:rPr>
-          <w:b/>
-          <w:bCs/>
-        </w:rPr>
-        <w:t>Как производится обращение к элементам динамических массивов?</w:t>
-      </w:r>
-      <w:r>
-        <w:br/>
-        <w:t>Обращение к элементам динамических массивов производится так же, как и к элементам статических массивов — с помощью оператора индексации</w:t>
-      </w:r>
-      <w:r>
-        <w:t xml:space="preserve"> </w:t>
-      </w:r>
-      <w:proofErr w:type="spellStart"/>
-      <w:r>
-        <w:rPr>
-          <w:i/>
-          <w:iCs/>
-        </w:rPr>
-        <w:t>arr</w:t>
-      </w:r>
-      <w:proofErr w:type="spellEnd"/>
-      <w:r>
-        <w:rPr>
-          <w:i/>
-          <w:iCs/>
-        </w:rPr>
-        <w:t>[0] = 5</w:t>
-      </w:r>
-      <w:r>
-        <w:t xml:space="preserve"> или через арифметику указателей</w:t>
-      </w:r>
-      <w:r>
-        <w:t xml:space="preserve"> </w:t>
-      </w:r>
-      <w:r>
-        <w:rPr>
-          <w:i/>
-          <w:iCs/>
-        </w:rPr>
-        <w:t>*(</w:t>
-      </w:r>
-      <w:proofErr w:type="spellStart"/>
-      <w:r>
-        <w:rPr>
-          <w:i/>
-          <w:iCs/>
-        </w:rPr>
-        <w:t>arr</w:t>
-      </w:r>
-      <w:proofErr w:type="spellEnd"/>
-      <w:r>
-        <w:rPr>
-          <w:i/>
-          <w:iCs/>
-        </w:rPr>
-        <w:t xml:space="preserve"> + i)</w:t>
-      </w:r>
-      <w:r>
-        <w:t>.</w:t>
-      </w:r>
-    </w:p>
-    <w:p>
-      <w:pPr>
-        <w:numPr>
-          <w:ilvl w:val="0"/>
-          <w:numId w:val="22"/>
-        </w:numPr>
-      </w:pPr>
-      <w:r>
-        <w:rPr>
-          <w:b/>
-          <w:bCs/>
-        </w:rPr>
-        <w:t>Как производится определение пользовательских функций в языке С?</w:t>
-      </w:r>
-      <w:r>
-        <w:br/>
-        <w:t>Определение пользовательской функции в C включает в себя указание типа возвращаемого значения, имени функции, списка параметров в скобках и тела функции в фигурных скобках, содержащего исполняемый код.</w:t>
-      </w:r>
-    </w:p>
-    <w:p>
-      <w:pPr>
-        <w:numPr>
-          <w:ilvl w:val="0"/>
-          <w:numId w:val="22"/>
-        </w:numPr>
-      </w:pPr>
-      <w:r>
-        <w:rPr>
-          <w:b/>
-          <w:bCs/>
-        </w:rPr>
-        <w:t>Как происходит передача параметров в функцию по значению/ адресу?</w:t>
-      </w:r>
-    </w:p>
-    <w:p>
-      <w:pPr>
-        <w:numPr>
-          <w:ilvl w:val="1"/>
-          <w:numId w:val="22"/>
-        </w:numPr>
-      </w:pPr>
-      <w:r>
-        <w:rPr>
-          <w:b/>
-          <w:bCs/>
-        </w:rPr>
-        <w:t>По значению:</w:t>
-      </w:r>
-      <w:r>
-        <w:t xml:space="preserve"> в функцию передается копия значения переменной. </w:t>
-      </w:r>
-      <w:r>
-        <w:t>Изменения внутри функции не влияют на оригинал</w:t>
-      </w:r>
-      <w:r>
-        <w:t>.</w:t>
-      </w:r>
-    </w:p>
-    <w:p>
-      <w:pPr>
-        <w:numPr>
-          <w:ilvl w:val="1"/>
-          <w:numId w:val="22"/>
-        </w:numPr>
-      </w:pPr>
-      <w:r>
-        <w:rPr>
-          <w:b/>
-          <w:bCs/>
-        </w:rPr>
-        <w:t>По адресу</w:t>
-      </w:r>
-      <w:r>
-        <w:rPr>
-          <w:b/>
-          <w:bCs/>
-        </w:rPr>
-        <w:t xml:space="preserve">: </w:t>
-      </w:r>
-      <w:r>
-        <w:t xml:space="preserve">в функцию передается адрес переменной. </w:t>
-      </w:r>
-      <w:r>
-        <w:t>Функция может изменить оригинал</w:t>
-      </w:r>
-      <w:r>
-        <w:t>.</w:t>
-      </w:r>
-    </w:p>
-    <w:p>
-      <w:pPr>
-        <w:numPr>
-          <w:ilvl w:val="0"/>
-          <w:numId w:val="22"/>
-        </w:numPr>
-        <w:rPr>
-          <w:i/>
-          <w:iCs/>
-        </w:rPr>
-      </w:pPr>
-      <w:r>
-        <w:rPr>
-          <w:b/>
-          <w:bCs/>
-        </w:rPr>
-        <w:t>Какого типа значения может возвращать функция? Как вернуть из функции несколько значений?</w:t>
-      </w:r>
-      <w:r>
-        <w:br/>
-        <w:t xml:space="preserve">Функция может возвращать значение любого базового или производного типа данных или не возвращать ничего (тип </w:t>
-      </w:r>
-      <w:r>
-        <w:rPr>
-          <w:i/>
-          <w:iCs/>
-        </w:rPr>
-        <w:t>void</w:t>
-      </w:r>
-      <w:r>
-        <w:t>). Чтобы вернуть несколько значений, можно использовать структуру, передать параметры по ссылке или через указатель</w:t>
-      </w:r>
-      <w:r>
-        <w:t xml:space="preserve"> или использовать </w:t>
-      </w:r>
-      <w:proofErr w:type="spellStart"/>
-      <w:proofErr w:type="gramStart"/>
-      <w:r>
-        <w:rPr>
-          <w:i/>
-          <w:iCs/>
-        </w:rPr>
-        <w:t>std</w:t>
-      </w:r>
-      <w:proofErr w:type="spellEnd"/>
-      <w:r>
-        <w:rPr>
-          <w:i/>
-          <w:iCs/>
-        </w:rPr>
-        <w:t>::</w:t>
-      </w:r>
-      <w:proofErr w:type="spellStart"/>
-      <w:proofErr w:type="gramEnd"/>
-      <w:r>
-        <w:rPr>
-          <w:i/>
-          <w:iCs/>
-        </w:rPr>
-        <w:t>tuple</w:t>
-      </w:r>
-      <w:proofErr w:type="spellEnd"/>
-      <w:r>
-        <w:t xml:space="preserve"> </w:t>
-      </w:r>
-      <w:r>
-        <w:t xml:space="preserve">и </w:t>
-      </w:r>
-      <w:proofErr w:type="spellStart"/>
-      <w:r>
-        <w:rPr>
-          <w:i/>
-          <w:iCs/>
-        </w:rPr>
-        <w:t>std</w:t>
-      </w:r>
-      <w:proofErr w:type="spellEnd"/>
-      <w:r>
-        <w:rPr>
-          <w:i/>
-          <w:iCs/>
-        </w:rPr>
-        <w:t>::</w:t>
-      </w:r>
-      <w:proofErr w:type="spellStart"/>
-      <w:r>
-        <w:rPr>
-          <w:i/>
-          <w:iCs/>
-        </w:rPr>
-        <w:t>pair</w:t>
-      </w:r>
-      <w:proofErr w:type="spellEnd"/>
-      <w:r>
-        <w:rPr>
-          <w:i/>
-          <w:iCs/>
-        </w:rPr>
-        <w:t>.</w:t>
-      </w:r>
-    </w:p>
-    <w:p>
-      <w:pPr>
-        <w:numPr>
-          <w:ilvl w:val="0"/>
-          <w:numId w:val="22"/>
-        </w:numPr>
-      </w:pPr>
-      <w:r>
-        <w:rPr>
-          <w:b/>
-          <w:bCs/>
-        </w:rPr>
-        <w:t>Как организуется доступ к файлам? Какие виды доступа вы знаете? Каким образом можно считать/записать данные из текстового файла?</w:t>
-      </w:r>
-      <w:r>
-        <w:br/>
-      </w:r>
-      <w:r>
-        <w:t>Доступ к файлам организуется через потоки (</w:t>
-      </w:r>
-      <w:proofErr w:type="spellStart"/>
-      <w:r>
-        <w:rPr>
-          <w:i/>
-          <w:iCs/>
-        </w:rPr>
-        <w:t>iostream</w:t>
-      </w:r>
-      <w:proofErr w:type="spellEnd"/>
-      <w:r>
-        <w:t>) или стандартную библиотеку (</w:t>
-      </w:r>
-      <w:proofErr w:type="spellStart"/>
-      <w:r>
-        <w:rPr>
-          <w:i/>
-          <w:iCs/>
-        </w:rPr>
-        <w:t>stdio.h</w:t>
-      </w:r>
-      <w:proofErr w:type="spellEnd"/>
-      <w:r>
-        <w:t>).</w:t>
-      </w:r>
-      <w:r>
-        <w:t xml:space="preserve"> </w:t>
-      </w:r>
-      <w:r>
-        <w:t>Основные виды доступа: чтение</w:t>
-      </w:r>
-      <w:r>
-        <w:t xml:space="preserve">, </w:t>
-      </w:r>
-      <w:r>
-        <w:t>запись, добавление</w:t>
-      </w:r>
-      <w:r>
-        <w:t xml:space="preserve"> в конец</w:t>
-      </w:r>
-      <w:r>
-        <w:t>,</w:t>
-      </w:r>
-      <w:r>
-        <w:t xml:space="preserve"> перемещение в конец при открытии, а также двоичный режим.</w:t>
-      </w:r>
-      <w:r>
-        <w:t xml:space="preserve"> Для </w:t>
-      </w:r>
-      <w:r>
-        <w:lastRenderedPageBreak/>
-        <w:t xml:space="preserve">чтения/записи данных из текстового файла используются функции форматированного ввода/вывода (например, </w:t>
-      </w:r>
-      <w:proofErr w:type="spellStart"/>
-      <w:r>
-        <w:t>fscanf</w:t>
-      </w:r>
-      <w:proofErr w:type="spellEnd"/>
-      <w:r>
-        <w:t>/</w:t>
-      </w:r>
-      <w:proofErr w:type="spellStart"/>
-      <w:r>
-        <w:t>fprintf</w:t>
-      </w:r>
-      <w:proofErr w:type="spellEnd"/>
-      <w:r>
-        <w:t xml:space="preserve"> в C, операторы &gt;&gt;/&lt;&lt; в C++) или функции для работы со строками (например, </w:t>
-      </w:r>
-      <w:proofErr w:type="spellStart"/>
-      <w:r>
-        <w:t>fgets</w:t>
-      </w:r>
-      <w:proofErr w:type="spellEnd"/>
-      <w:r>
-        <w:t>/</w:t>
-      </w:r>
-      <w:proofErr w:type="spellStart"/>
-      <w:r>
-        <w:t>fputs</w:t>
-      </w:r>
-      <w:proofErr w:type="spellEnd"/>
-      <w:r>
-        <w:t>).</w:t>
-      </w:r>
-    </w:p>
-    <w:p>
-      <w:pPr>
-        <w:numPr>
-          <w:ilvl w:val="0"/>
-          <w:numId w:val="22"/>
-        </w:numPr>
-      </w:pPr>
-      <w:r>
-        <w:rPr>
-          <w:b/>
-          <w:bCs/>
-        </w:rPr>
-        <w:t>Что такое класс? Как выполнить объявление класса?</w:t>
-      </w:r>
-      <w:r>
-        <w:br/>
-      </w:r>
-      <w:r>
-        <w:t>Класс — это пользовательский тип данных, который объединяет данные (атрибуты) и функции (методы), работающие с этими данными.</w:t>
-      </w:r>
-      <w:r>
-        <w:t xml:space="preserve"> </w:t>
-      </w:r>
-      <w:r>
-        <w:t xml:space="preserve">Объявление класса выполняется с помощью ключевого слова </w:t>
-      </w:r>
-      <w:r>
-        <w:rPr>
-          <w:i/>
-          <w:iCs/>
-        </w:rPr>
-        <w:t>class</w:t>
-      </w:r>
-      <w:r>
-        <w:t>, за которым следует имя класса и тело класса в фигурных скобках, завершающееся точкой с запятой.</w:t>
-      </w:r>
-    </w:p>
-    <w:p>
-      <w:pPr>
-        <w:numPr>
-          <w:ilvl w:val="0"/>
-          <w:numId w:val="22"/>
-        </w:numPr>
-      </w:pPr>
-      <w:r>
-        <w:rPr>
-          <w:b/>
-          <w:bCs/>
-        </w:rPr>
-        <w:t>Как в классе реализуется инкапсуляция?</w:t>
-      </w:r>
-      <w:r>
-        <w:br/>
-      </w:r>
-      <w:r>
-        <w:t>Инкапсуляция — это сокрытие деталей реализации и предоставление интерфейса для работы с объектом.</w:t>
-      </w:r>
-      <w:r>
-        <w:t xml:space="preserve"> Это достигается с помощью </w:t>
-      </w:r>
-      <w:r>
-        <w:t>модификаторов</w:t>
-      </w:r>
-      <w:r>
-        <w:t xml:space="preserve"> доступа (</w:t>
-      </w:r>
-      <w:proofErr w:type="spellStart"/>
-      <w:r>
-        <w:t>private</w:t>
-      </w:r>
-      <w:proofErr w:type="spellEnd"/>
-      <w:r>
-        <w:t xml:space="preserve">, </w:t>
-      </w:r>
-      <w:proofErr w:type="spellStart"/>
-      <w:r>
-        <w:t>protected</w:t>
-      </w:r>
-      <w:proofErr w:type="spellEnd"/>
-      <w:r>
-        <w:t>), которые ограничивают доступ к членам класса, предоставляя для взаимодействия с ними открытые методы (</w:t>
-      </w:r>
-      <w:proofErr w:type="spellStart"/>
-      <w:r>
-        <w:t>public</w:t>
-      </w:r>
-      <w:proofErr w:type="spellEnd"/>
-      <w:r>
-        <w:t>).</w:t>
-      </w:r>
-    </w:p>
-    <w:p>
-      <w:pPr>
-        <w:numPr>
-          <w:ilvl w:val="0"/>
-          <w:numId w:val="22"/>
-        </w:numPr>
-      </w:pPr>
-      <w:r>
-        <w:rPr>
-          <w:b/>
-          <w:bCs/>
-        </w:rPr>
-        <w:t>Каким образом элементы класса получают атрибуты доступа?</w:t>
-      </w:r>
-      <w:r>
-        <w:br/>
-        <w:t xml:space="preserve">Элементы класса получают атрибуты доступа с помощью спецификаторов </w:t>
-      </w:r>
-      <w:proofErr w:type="spellStart"/>
-      <w:r>
-        <w:t>public</w:t>
-      </w:r>
-      <w:proofErr w:type="spellEnd"/>
-      <w:r>
-        <w:t xml:space="preserve">, </w:t>
-      </w:r>
-      <w:proofErr w:type="spellStart"/>
-      <w:r>
-        <w:t>private</w:t>
-      </w:r>
-      <w:proofErr w:type="spellEnd"/>
-      <w:r>
-        <w:t xml:space="preserve"> и </w:t>
-      </w:r>
-      <w:proofErr w:type="spellStart"/>
-      <w:r>
-        <w:t>protected</w:t>
-      </w:r>
-      <w:proofErr w:type="spellEnd"/>
-      <w:r>
-        <w:t>. Все члены, объявленные после спецификатора, имеют соответствующий уровень доступа до следующего спецификатора.</w:t>
-      </w:r>
-    </w:p>
-    <w:p>
-      <w:pPr>
-        <w:numPr>
-          <w:ilvl w:val="0"/>
-          <w:numId w:val="22"/>
-        </w:numPr>
-      </w:pPr>
-      <w:r>
-        <w:rPr>
-          <w:b/>
-          <w:bCs/>
-        </w:rPr>
-        <w:t>Что такое объект класса и как выполнить объявление объекта класса в программе?</w:t>
-      </w:r>
-      <w:r>
-        <w:br/>
-        <w:t xml:space="preserve">Объект — это конкретный экземпляр класса, созданный в памяти. Объявление: </w:t>
-      </w:r>
-      <w:r>
-        <w:rPr>
-          <w:i/>
-          <w:iCs/>
-        </w:rPr>
-        <w:t>имя_класса имя_объекта</w:t>
-      </w:r>
-      <w:r>
-        <w:t>.</w:t>
-      </w:r>
-    </w:p>
-    <w:p>
-      <w:pPr>
-        <w:numPr>
-          <w:ilvl w:val="0"/>
-          <w:numId w:val="22"/>
-        </w:numPr>
-      </w:pPr>
-      <w:r>
-        <w:rPr>
-          <w:b/>
-          <w:bCs/>
-        </w:rPr>
-        <w:t>Что такое методы класса? Каковы особенности объявления и определения методов класса?</w:t>
-      </w:r>
-      <w:r>
-        <w:br/>
-      </w:r>
-      <w:r>
-        <w:t>Методы класса — это функции, определенные внутри класса и работающие с его данными</w:t>
-      </w:r>
-      <w:r>
-        <w:t xml:space="preserve">. </w:t>
-      </w:r>
-      <w:r>
-        <w:t>Могут быть объявлены внутри класса (встроенные) или вне (с указанием имени класса через ::)</w:t>
-      </w:r>
-      <w:r>
-        <w:t>.</w:t>
-      </w:r>
-    </w:p>
-    <w:p>
-      <w:pPr>
-        <w:numPr>
-          <w:ilvl w:val="0"/>
-          <w:numId w:val="22"/>
-        </w:numPr>
-      </w:pPr>
-      <w:r>
-        <w:rPr>
-          <w:b/>
-          <w:bCs/>
-        </w:rPr>
-        <w:t xml:space="preserve">Что такое указатель </w:t>
-      </w:r>
-      <w:proofErr w:type="spellStart"/>
-      <w:r>
-        <w:rPr>
-          <w:b/>
-          <w:bCs/>
-        </w:rPr>
-        <w:t>this</w:t>
-      </w:r>
-      <w:proofErr w:type="spellEnd"/>
-      <w:r>
-        <w:rPr>
-          <w:b/>
-          <w:bCs/>
-        </w:rPr>
-        <w:t>? Как выполняется вызов метода класса?</w:t>
-      </w:r>
-      <w:r>
-        <w:br/>
-      </w:r>
-      <w:proofErr w:type="spellStart"/>
-      <w:r>
-        <w:t>this</w:t>
-      </w:r>
-      <w:proofErr w:type="spellEnd"/>
-      <w:r>
-        <w:t xml:space="preserve"> — это указатель, который хранит адрес текущего объекта, для которого вызван метод. Автоматически передается компилятором.</w:t>
-      </w:r>
-      <w:r>
-        <w:t xml:space="preserve"> Вызов метода класса выполняется с помощью</w:t>
-      </w:r>
-      <w:r>
-        <w:t xml:space="preserve"> специального</w:t>
-      </w:r>
-      <w:r>
-        <w:t xml:space="preserve"> </w:t>
-      </w:r>
-      <w:proofErr w:type="gramStart"/>
-      <w:r>
-        <w:t>оператора</w:t>
-      </w:r>
-      <w:r>
-        <w:t xml:space="preserve"> .</w:t>
-      </w:r>
-      <w:proofErr w:type="gramEnd"/>
-      <w:r>
-        <w:t xml:space="preserve"> или -&gt; (для указателей на объекты).</w:t>
-      </w:r>
-    </w:p>
-    <w:p>
-      <w:pPr>
-        <w:numPr>
-          <w:ilvl w:val="0"/>
-          <w:numId w:val="22"/>
-        </w:numPr>
-      </w:pPr>
-      <w:r>
-        <w:rPr>
-          <w:b/>
-          <w:bCs/>
-        </w:rPr>
-        <w:t>Какие функции называются конструкторами? Каков механизм передачи параметров конструктору?</w:t>
-      </w:r>
-      <w:r>
-        <w:br/>
-        <w:t>Конструкторы — это специальные методы класса, которые автоматически вызываются при создании объекта. Они имеют то же имя, что и класс, и не имеют возвращаемого типа. Параметры передаются конструктору в скобках при объявлении объекта.</w:t>
-      </w:r>
-    </w:p>
-    <w:p>
-      <w:pPr>
-        <w:numPr>
-          <w:ilvl w:val="0"/>
-          <w:numId w:val="22"/>
-        </w:numPr>
-      </w:pPr>
-      <w:r>
-        <w:rPr>
-          <w:b/>
-          <w:bCs/>
-        </w:rPr>
-        <w:t>Что такое конструктор по умолчанию и какую пользу приносит его наличие?</w:t>
-      </w:r>
-      <w:r>
-        <w:br/>
-      </w:r>
-      <w:r>
-        <w:t>Конструктор — это специальная функция класса, которая вызывается автоматически при создании объекта. Используется для инициализации объекта.</w:t>
-      </w:r>
-      <w:r>
-        <w:t xml:space="preserve"> </w:t>
-      </w:r>
-      <w:r>
-        <w:t xml:space="preserve">Может быть перегружен для определения конструкторов с разными </w:t>
-      </w:r>
-      <w:r>
-        <w:lastRenderedPageBreak/>
-        <w:t xml:space="preserve">параметрами. </w:t>
-      </w:r>
-      <w:r>
-        <w:t>Если ни один конструктор не определен, компилятор создает его автоматически.</w:t>
-      </w:r>
-    </w:p>
-    <w:p>
-      <w:pPr>
-        <w:numPr>
-          <w:ilvl w:val="0"/>
-          <w:numId w:val="22"/>
-        </w:numPr>
-      </w:pPr>
-      <w:r>
-        <w:rPr>
-          <w:b/>
-          <w:bCs/>
-        </w:rPr>
-        <w:t>Как выполняется инициализация объектов класса?</w:t>
-      </w:r>
-      <w:r>
-        <w:br/>
-        <w:t xml:space="preserve">Инициализация объектов класса происходит при их создании с помощью конструкторов. Значения для членов класса могут передаваться как параметры конструктору, который затем присваивает их соответствующим полям. Также </w:t>
-      </w:r>
-      <w:r>
-        <w:t>и</w:t>
-      </w:r>
-      <w:r>
-        <w:t>нициализация может происходить в списке инициализации</w:t>
-      </w:r>
-      <w:r>
-        <w:t>.</w:t>
-      </w:r>
-    </w:p>
-    <w:p>
-      <w:pPr>
-        <w:numPr>
-          <w:ilvl w:val="0"/>
-          <w:numId w:val="22"/>
-        </w:numPr>
-      </w:pPr>
-      <w:r>
-        <w:rPr>
-          <w:b/>
-          <w:bCs/>
-        </w:rPr>
-        <w:t>Каким образом в программе можно создать объект класса, элементы-данные которого являются копиями элементов данных созданного ранее объекта?</w:t>
-      </w:r>
-      <w:r>
-        <w:br/>
-        <w:t xml:space="preserve">Это можно сделать с помощью конструктора копирования. Он вызывается автоматически при инициализации нового объекта существующим, например: </w:t>
-      </w:r>
-      <w:proofErr w:type="spellStart"/>
-      <w:r>
-        <w:t>MyClass</w:t>
-      </w:r>
-      <w:proofErr w:type="spellEnd"/>
-      <w:r>
-        <w:t xml:space="preserve"> </w:t>
-      </w:r>
-      <w:proofErr w:type="spellStart"/>
-      <w:r>
-        <w:t>newObject</w:t>
-      </w:r>
-      <w:proofErr w:type="spellEnd"/>
-      <w:r>
-        <w:t xml:space="preserve"> = </w:t>
-      </w:r>
-      <w:proofErr w:type="spellStart"/>
-      <w:r>
-        <w:t>oldObject</w:t>
-      </w:r>
-      <w:proofErr w:type="spellEnd"/>
-      <w:r>
-        <w:t xml:space="preserve">; или </w:t>
-      </w:r>
-      <w:proofErr w:type="spellStart"/>
-      <w:r>
-        <w:t>MyClass</w:t>
-      </w:r>
-      <w:proofErr w:type="spellEnd"/>
-      <w:r>
-        <w:t xml:space="preserve"> </w:t>
-      </w:r>
-      <w:proofErr w:type="spellStart"/>
-      <w:proofErr w:type="gramStart"/>
-      <w:r>
-        <w:t>newObject</w:t>
-      </w:r>
-      <w:proofErr w:type="spellEnd"/>
-      <w:r>
-        <w:t>(</w:t>
-      </w:r>
-      <w:proofErr w:type="spellStart"/>
-      <w:proofErr w:type="gramEnd"/>
-      <w:r>
-        <w:t>oldObject</w:t>
-      </w:r>
-      <w:proofErr w:type="spellEnd"/>
-      <w:r>
-        <w:t>);.</w:t>
-      </w:r>
-    </w:p>
-    <w:p>
-      <w:pPr>
-        <w:numPr>
-          <w:ilvl w:val="0"/>
-          <w:numId w:val="22"/>
-        </w:numPr>
-      </w:pPr>
-      <w:r>
-        <w:rPr>
-          <w:b/>
-          <w:bCs/>
-        </w:rPr>
-        <w:t>Каким образом осуществляется перегрузка операций в языке С++?</w:t>
-      </w:r>
-      <w:r>
-        <w:br/>
-      </w:r>
-      <w:r>
-        <w:t>Перегрузка операций — это возможность определить поведение операторов для пользовательских типов.</w:t>
-      </w:r>
-      <w:r>
-        <w:t xml:space="preserve"> </w:t>
-      </w:r>
-      <w:r>
-        <w:t>Это делается через метод класса или дружественную функцию.</w:t>
-      </w:r>
-    </w:p>
-    <w:p>
-      <w:pPr>
-        <w:numPr>
-          <w:ilvl w:val="0"/>
-          <w:numId w:val="22"/>
-        </w:numPr>
-      </w:pPr>
-      <w:r>
-        <w:rPr>
-          <w:b/>
-          <w:bCs/>
-        </w:rPr>
-        <w:t>Какие операции не могут быть перегружены?</w:t>
-      </w:r>
-    </w:p>
-    <w:p>
-      <w:pPr>
-        <w:numPr>
-          <w:ilvl w:val="0"/>
-          <w:numId w:val="26"/>
-        </w:numPr>
-      </w:pPr>
-      <w:proofErr w:type="gramStart"/>
-      <w:r>
-        <w:t>::</w:t>
-      </w:r>
-      <w:proofErr w:type="gramEnd"/>
-      <w:r>
-        <w:t xml:space="preserve"> (область видимости)</w:t>
-      </w:r>
-    </w:p>
-    <w:p>
-      <w:pPr>
-        <w:numPr>
-          <w:ilvl w:val="0"/>
-          <w:numId w:val="26"/>
-        </w:numPr>
-      </w:pPr>
-      <w:r>
-        <w:t>.* (выбор через указатель на член)</w:t>
-      </w:r>
-    </w:p>
-    <w:p>
-      <w:pPr>
-        <w:numPr>
-          <w:ilvl w:val="0"/>
-          <w:numId w:val="26"/>
-        </w:numPr>
-      </w:pPr>
-      <w:r>
-        <w:t>. (выбор члена)</w:t>
-      </w:r>
-    </w:p>
-    <w:p>
-      <w:pPr>
-        <w:numPr>
-          <w:ilvl w:val="0"/>
-          <w:numId w:val="26"/>
-        </w:numPr>
-      </w:pPr>
-      <w:proofErr w:type="gramStart"/>
-      <w:r>
-        <w:t>?:</w:t>
-      </w:r>
-      <w:proofErr w:type="gramEnd"/>
-      <w:r>
-        <w:t xml:space="preserve"> (условный оператор)</w:t>
-      </w:r>
-    </w:p>
-    <w:p>
-      <w:pPr>
-        <w:numPr>
-          <w:ilvl w:val="0"/>
-          <w:numId w:val="26"/>
-        </w:numPr>
-      </w:pPr>
-      <w:proofErr w:type="spellStart"/>
-      <w:r>
-        <w:t>sizeof</w:t>
-      </w:r>
-      <w:proofErr w:type="spellEnd"/>
-    </w:p>
-    <w:p>
-      <w:pPr>
-        <w:numPr>
-          <w:ilvl w:val="0"/>
-          <w:numId w:val="26"/>
-        </w:numPr>
-      </w:pPr>
-      <w:proofErr w:type="spellStart"/>
-      <w:r>
-        <w:t>typeid</w:t>
-      </w:r>
-      <w:proofErr w:type="spellEnd"/>
-    </w:p>
-    <w:p>
-      <w:pPr>
-        <w:numPr>
-          <w:ilvl w:val="0"/>
-          <w:numId w:val="26"/>
-        </w:numPr>
-        <w:ind w:left="720" w:firstLine="0"/>
-      </w:pPr>
-      <w:proofErr w:type="spellStart"/>
-      <w:r>
-        <w:t>alignof</w:t>
-      </w:r>
-      <w:proofErr w:type="spellEnd"/>
-    </w:p>
-    <w:p>
-      <w:pPr>
-        <w:numPr>
-          <w:ilvl w:val="0"/>
-          <w:numId w:val="22"/>
-        </w:numPr>
-      </w:pPr>
-      <w:r>
-        <w:rPr>
-          <w:b/>
-          <w:bCs/>
-        </w:rPr>
-        <w:t>Теряет ли операция при перегрузке свое исходное назначение?</w:t>
-      </w:r>
-      <w:r>
-        <w:br/>
-      </w:r>
-      <w:r>
-        <w:t>Нет. Перегрузка оператора не изменяет его поведение для встроенных типов</w:t>
-      </w:r>
-      <w:r>
-        <w:t>, о</w:t>
-      </w:r>
-      <w:r>
-        <w:t>на работает только для пользовательски</w:t>
-      </w:r>
-      <w:r>
-        <w:t>х</w:t>
-      </w:r>
-      <w:r>
-        <w:t>.</w:t>
-      </w:r>
-    </w:p>
-    <w:p>
-      <w:pPr>
-        <w:numPr>
-          <w:ilvl w:val="0"/>
-          <w:numId w:val="22"/>
-        </w:numPr>
-      </w:pPr>
-      <w:r>
-        <w:rPr>
-          <w:b/>
-          <w:bCs/>
-        </w:rPr>
-        <w:t>Каков синтаксис объявления оператора-функции?</w:t>
-      </w:r>
-      <w:r>
-        <w:br/>
-      </w:r>
-      <w:proofErr w:type="spellStart"/>
-      <w:r>
-        <w:rPr>
-          <w:i/>
-          <w:iCs/>
-        </w:rPr>
-        <w:t>return_type</w:t>
-      </w:r>
-      <w:proofErr w:type="spellEnd"/>
-      <w:r>
-        <w:rPr>
-          <w:i/>
-          <w:iCs/>
-        </w:rPr>
-        <w:t xml:space="preserve"> </w:t>
-      </w:r>
-      <w:proofErr w:type="spellStart"/>
-      <w:r>
-        <w:rPr>
-          <w:i/>
-          <w:iCs/>
-        </w:rPr>
-        <w:t>operator</w:t>
-      </w:r>
-      <w:proofErr w:type="spellEnd"/>
-      <w:r>
-        <w:rPr>
-          <w:i/>
-          <w:iCs/>
-        </w:rPr>
-        <w:t>@ (</w:t>
-      </w:r>
-      <w:proofErr w:type="spellStart"/>
-      <w:r>
-        <w:rPr>
-          <w:i/>
-          <w:iCs/>
-        </w:rPr>
-        <w:t>parameters</w:t>
-      </w:r>
-      <w:proofErr w:type="spellEnd"/>
-      <w:r>
-        <w:rPr>
-          <w:i/>
-          <w:iCs/>
-        </w:rPr>
-        <w:t>)</w:t>
-      </w:r>
-    </w:p>
-    <w:p>
-      <w:pPr>
-        <w:numPr>
-          <w:ilvl w:val="0"/>
-          <w:numId w:val="22"/>
-        </w:numPr>
-      </w:pPr>
-      <w:r>
-        <w:rPr>
-          <w:b/>
-          <w:bCs/>
-        </w:rPr>
-        <w:t>Почему при перегрузке унарных операций оператор-функция не имеет параметров?</w:t>
-      </w:r>
-      <w:r>
-        <w:br/>
-      </w:r>
-      <w:r>
-        <w:t xml:space="preserve">Унарный оператор (например, -, !, ++) применяется к одному операнду — текущему объекту. Поэтому параметр не нужен — используется </w:t>
-      </w:r>
-      <w:proofErr w:type="spellStart"/>
-      <w:r>
-        <w:rPr>
-          <w:i/>
-          <w:iCs/>
-        </w:rPr>
-        <w:t>this</w:t>
-      </w:r>
-      <w:proofErr w:type="spellEnd"/>
-      <w:r>
-        <w:t>.</w:t>
-      </w:r>
-    </w:p>
-    <w:p>
-      <w:pPr>
-        <w:numPr>
-          <w:ilvl w:val="0"/>
-          <w:numId w:val="22"/>
-        </w:numPr>
-      </w:pPr>
-      <w:r>
-        <w:rPr>
-          <w:b/>
-          <w:bCs/>
-        </w:rPr>
-        <w:t>Как различить префиксную и постфиксную операции инкремента при перегрузке?</w:t>
-      </w:r>
-      <w:r>
-        <w:br/>
-        <w:t xml:space="preserve">Для различения используется фиктивный </w:t>
-      </w:r>
-      <w:proofErr w:type="spellStart"/>
-      <w:r>
-        <w:t>int</w:t>
-      </w:r>
-      <w:proofErr w:type="spellEnd"/>
-      <w:r>
-        <w:t xml:space="preserve"> параметр. Префиксная форма (++</w:t>
-      </w:r>
-      <w:proofErr w:type="spellStart"/>
-      <w:r>
-        <w:t>obj</w:t>
-      </w:r>
-      <w:proofErr w:type="spellEnd"/>
-      <w:r>
-        <w:t>) объявляется без параметров (</w:t>
-      </w:r>
-      <w:proofErr w:type="spellStart"/>
-      <w:r>
-        <w:t>operator</w:t>
-      </w:r>
-      <w:proofErr w:type="spellEnd"/>
-      <w:r>
-        <w:t>++()), а постфиксная (</w:t>
-      </w:r>
-      <w:proofErr w:type="spellStart"/>
-      <w:r>
-        <w:t>obj</w:t>
-      </w:r>
-      <w:proofErr w:type="spellEnd"/>
-      <w:r>
-        <w:t xml:space="preserve">++) — с одним параметром типа </w:t>
-      </w:r>
-      <w:proofErr w:type="spellStart"/>
-      <w:r>
-        <w:t>int</w:t>
-      </w:r>
-      <w:proofErr w:type="spellEnd"/>
-      <w:r>
-        <w:t xml:space="preserve"> (</w:t>
-      </w:r>
-      <w:proofErr w:type="spellStart"/>
-      <w:r>
-        <w:t>operator</w:t>
-      </w:r>
-      <w:proofErr w:type="spellEnd"/>
-      <w:r>
-        <w:t>++(</w:t>
-      </w:r>
-      <w:proofErr w:type="spellStart"/>
-      <w:r>
-        <w:t>int</w:t>
-      </w:r>
-      <w:proofErr w:type="spellEnd"/>
-      <w:r>
-        <w:t>)), который не используется в теле функции.</w:t>
-      </w:r>
-    </w:p>
-    <w:p>
-      <w:pPr>
-        <w:numPr>
-          <w:ilvl w:val="0"/>
-          <w:numId w:val="22"/>
-        </w:numPr>
-      </w:pPr>
-      <w:r>
-        <w:rPr>
-          <w:b/>
-          <w:bCs/>
-        </w:rPr>
-        <w:t>Какая функция называется другом класса?</w:t>
-      </w:r>
-      <w:r>
-        <w:br/>
-        <w:t xml:space="preserve">Дружественная функция — это функция, не являющаяся членом класса, но имеющая доступ к его </w:t>
-      </w:r>
-      <w:proofErr w:type="spellStart"/>
-      <w:r>
-        <w:t>private</w:t>
-      </w:r>
-      <w:proofErr w:type="spellEnd"/>
-      <w:r>
-        <w:t xml:space="preserve"> и </w:t>
-      </w:r>
-      <w:proofErr w:type="spellStart"/>
-      <w:r>
-        <w:t>protected</w:t>
-      </w:r>
-      <w:proofErr w:type="spellEnd"/>
-      <w:r>
-        <w:t xml:space="preserve"> членам. Она объявляется внутри класса с ключевым словом </w:t>
-      </w:r>
-      <w:proofErr w:type="spellStart"/>
-      <w:r>
-        <w:rPr>
-          <w:i/>
-          <w:iCs/>
-        </w:rPr>
-        <w:t>friend</w:t>
-      </w:r>
-      <w:proofErr w:type="spellEnd"/>
-      <w:r>
-        <w:t>.</w:t>
-      </w:r>
-    </w:p>
-    <w:p>
-      <w:pPr>
-        <w:numPr>
-          <w:ilvl w:val="0"/>
-          <w:numId w:val="22"/>
-        </w:numPr>
-      </w:pPr>
-      <w:r>
-        <w:rPr>
-          <w:b/>
-          <w:bCs/>
-        </w:rPr>
-        <w:lastRenderedPageBreak/>
-        <w:t>В чем состоят различия между дружественной функцией и методом класса?</w:t>
-      </w:r>
-    </w:p>
-    <w:p>
-      <w:pPr>
         <w:pStyle w:val="a"/>
         <w:numPr>
           <w:ilvl w:val="0"/>
-          <w:numId w:val="28"/>
+          <w:numId w:val="35"/>
         </w:numPr>
-      </w:pPr>
-      <w:r>
-        <w:t>Метод класса вызывается для конкретного объекта и получает на нег</w:t>
-      </w:r>
-      <w:r>
-        <w:t xml:space="preserve">о </w:t>
-      </w:r>
-      <w:r>
-        <w:t xml:space="preserve">указатель </w:t>
+        <w:rPr>
+          <w:b/>
+          <w:bCs/>
+        </w:rPr>
+      </w:pPr>
+      <w:r>
+        <w:rPr>
+          <w:b/>
+          <w:bCs/>
+        </w:rPr>
+        <w:t xml:space="preserve">Охарактеризуйте класс </w:t>
       </w:r>
       <w:proofErr w:type="spellStart"/>
       <w:r>
         <w:rPr>
-          <w:i/>
-          <w:iCs/>
-        </w:rPr>
-        <w:t>this</w:t>
+          <w:b/>
+          <w:bCs/>
+        </w:rPr>
+        <w:t>vector</w:t>
       </w:r>
       <w:proofErr w:type="spellEnd"/>
       <w:r>
-        <w:t>.</w:t>
+        <w:rPr>
+          <w:b/>
+          <w:bCs/>
+        </w:rPr>
+        <w:t>, как происходит обращение к элементам</w:t>
+      </w:r>
+      <w:r>
+        <w:rPr>
+          <w:b/>
+          <w:bCs/>
+        </w:rPr>
+        <w:t>?</w:t>
       </w:r>
     </w:p>
     <w:p>
@@ -3296,128 +2097,2180 @@
         <w:pStyle w:val="a"/>
         <w:numPr>
           <w:ilvl w:val="0"/>
-          <w:numId w:val="28"/>
+          <w:numId w:val="0"/>
         </w:numPr>
-      </w:pPr>
-      <w:r>
-        <w:t xml:space="preserve">Дружественная функция не привязана к объекту и не имеет указателя </w:t>
-      </w:r>
-      <w:proofErr w:type="spellStart"/>
-      <w:r>
-        <w:rPr>
-          <w:i/>
-          <w:iCs/>
-        </w:rPr>
-        <w:t>this</w:t>
-      </w:r>
-      <w:proofErr w:type="spellEnd"/>
-      <w:r>
-        <w:t>. Все объекты, к которым ей нужен доступ, должны быть переданы ей в качестве явных параметров.</w:t>
-      </w:r>
-    </w:p>
-    <w:p>
-      <w:pPr>
+        <w:ind w:left="1440"/>
+      </w:pPr>
+      <w:r>
+        <w:t xml:space="preserve">Класс </w:t>
+      </w:r>
+      <w:r>
+        <w:rPr>
+          <w:lang w:val="en-US"/>
+        </w:rPr>
+        <w:t>vector</w:t>
+      </w:r>
+      <w:r>
+        <w:t xml:space="preserve"> — это динамический массив. Доступ к элементам возможен через оператор [] или метод </w:t>
+      </w:r>
+      <w:r>
+        <w:rPr>
+          <w:lang w:val="en-US"/>
+        </w:rPr>
+        <w:t>at</w:t>
+      </w:r>
+      <w:r>
+        <w:t>(). Индексация начинается с нуля.</w:t>
+      </w:r>
+    </w:p>
+    <w:p>
+      <w:pPr>
+        <w:pStyle w:val="a"/>
         <w:numPr>
           <w:ilvl w:val="0"/>
-          <w:numId w:val="22"/>
+          <w:numId w:val="35"/>
         </w:numPr>
-      </w:pPr>
-      <w:r>
-        <w:rPr>
-          <w:b/>
-          <w:bCs/>
-        </w:rPr>
-        <w:t>В чем состоят особенности передачи параметров дружественной функции при перегрузке унарных и бинарных операций?</w:t>
-      </w:r>
-    </w:p>
-    <w:p>
-      <w:pPr>
+        <w:rPr>
+          <w:b/>
+          <w:bCs/>
+        </w:rPr>
+      </w:pPr>
+      <w:r>
+        <w:rPr>
+          <w:b/>
+          <w:bCs/>
+        </w:rPr>
+        <w:t xml:space="preserve">Как происходит добавление/удаление элементов в классе </w:t>
+      </w:r>
+      <w:proofErr w:type="spellStart"/>
+      <w:r>
+        <w:rPr>
+          <w:b/>
+          <w:bCs/>
+        </w:rPr>
+        <w:t>vector</w:t>
+      </w:r>
+      <w:proofErr w:type="spellEnd"/>
+      <w:r>
+        <w:rPr>
+          <w:b/>
+          <w:bCs/>
+        </w:rPr>
+        <w:t>?</w:t>
+      </w:r>
+    </w:p>
+    <w:p>
+      <w:pPr>
+        <w:pStyle w:val="a"/>
         <w:numPr>
           <w:ilvl w:val="0"/>
-          <w:numId w:val="30"/>
+          <w:numId w:val="0"/>
         </w:numPr>
-        <w:rPr>
-          <w:szCs w:val="28"/>
-        </w:rPr>
-      </w:pPr>
-      <w:r>
-        <w:rPr>
-          <w:szCs w:val="28"/>
-        </w:rPr>
-        <w:t>Для унарной операции дружественная функция принимает один параметр — объект класса.</w:t>
-      </w:r>
-    </w:p>
-    <w:p>
-      <w:pPr>
+        <w:ind w:left="1440"/>
+      </w:pPr>
+      <w:r>
+        <w:t xml:space="preserve">Добавление: </w:t>
+      </w:r>
+      <w:r>
+        <w:rPr>
+          <w:lang w:val="en-US"/>
+        </w:rPr>
+        <w:t>push</w:t>
+      </w:r>
+      <w:r>
+        <w:t>_</w:t>
+      </w:r>
+      <w:r>
+        <w:rPr>
+          <w:lang w:val="en-US"/>
+        </w:rPr>
+        <w:t>back</w:t>
+      </w:r>
+      <w:r>
+        <w:t xml:space="preserve">() (в конец), </w:t>
+      </w:r>
+      <w:r>
+        <w:rPr>
+          <w:lang w:val="en-US"/>
+        </w:rPr>
+        <w:t>insert</w:t>
+      </w:r>
+      <w:r>
+        <w:t>() (в указанную позицию).</w:t>
+      </w:r>
+    </w:p>
+    <w:p>
+      <w:pPr>
+        <w:pStyle w:val="a"/>
         <w:numPr>
           <w:ilvl w:val="0"/>
-          <w:numId w:val="30"/>
+          <w:numId w:val="0"/>
         </w:numPr>
-        <w:rPr>
-          <w:szCs w:val="28"/>
-        </w:rPr>
-      </w:pPr>
-      <w:r>
-        <w:rPr>
-          <w:szCs w:val="28"/>
-        </w:rPr>
-        <w:t>Для бинарной операции — два параметра (левый и правый операнды).</w:t>
-      </w:r>
-    </w:p>
-    <w:p>
-      <w:pPr>
+        <w:ind w:left="1440"/>
+      </w:pPr>
+      <w:r>
+        <w:t xml:space="preserve">Удаление: </w:t>
+      </w:r>
+      <w:r>
+        <w:rPr>
+          <w:lang w:val="en-US"/>
+        </w:rPr>
+        <w:t>pop</w:t>
+      </w:r>
+      <w:r>
+        <w:t>_</w:t>
+      </w:r>
+      <w:r>
+        <w:rPr>
+          <w:lang w:val="en-US"/>
+        </w:rPr>
+        <w:t>back</w:t>
+      </w:r>
+      <w:r>
+        <w:t xml:space="preserve">() (последний элемент), </w:t>
+      </w:r>
+      <w:r>
+        <w:rPr>
+          <w:lang w:val="en-US"/>
+        </w:rPr>
+        <w:t>erase</w:t>
+      </w:r>
+      <w:r>
+        <w:t>() (по итератору).</w:t>
+      </w:r>
+    </w:p>
+    <w:p>
+      <w:pPr>
+        <w:pStyle w:val="a"/>
         <w:numPr>
           <w:ilvl w:val="0"/>
-          <w:numId w:val="22"/>
+          <w:numId w:val="35"/>
         </w:numPr>
-      </w:pPr>
-      <w:r>
-        <w:rPr>
-          <w:b/>
-          <w:bCs/>
-        </w:rPr>
-        <w:t>Почему нельзя перегрузить операции &gt;&gt; и &lt;&lt; для ввода и вывода типов с помощью метода класса?</w:t>
-      </w:r>
-    </w:p>
-    <w:p>
-      <w:pPr>
-        <w:ind w:left="720" w:firstLine="0"/>
-      </w:pPr>
-      <w:r>
-        <w:t>Потому что левый операнд этих операторов — это объект потока (</w:t>
+        <w:rPr>
+          <w:b/>
+          <w:bCs/>
+        </w:rPr>
+      </w:pPr>
+      <w:r>
+        <w:rPr>
+          <w:b/>
+          <w:bCs/>
+        </w:rPr>
+        <w:t xml:space="preserve">При помощи какого метода можно указать количество элементов в классе </w:t>
       </w:r>
       <w:proofErr w:type="spellStart"/>
       <w:r>
         <w:rPr>
-          <w:i/>
-          <w:iCs/>
-        </w:rPr>
-        <w:t>istream</w:t>
+          <w:b/>
+          <w:bCs/>
+        </w:rPr>
+        <w:t>vector</w:t>
       </w:r>
       <w:proofErr w:type="spellEnd"/>
       <w:r>
-        <w:t xml:space="preserve"> или </w:t>
+        <w:rPr>
+          <w:b/>
+          <w:bCs/>
+        </w:rPr>
+        <w:t>?</w:t>
+      </w:r>
+    </w:p>
+    <w:p>
+      <w:pPr>
+        <w:pStyle w:val="a"/>
+        <w:numPr>
+          <w:ilvl w:val="0"/>
+          <w:numId w:val="0"/>
+        </w:numPr>
+        <w:ind w:left="1440"/>
+      </w:pPr>
+      <w:r>
+        <w:t xml:space="preserve">С помощью метода </w:t>
+      </w:r>
+      <w:r>
+        <w:rPr>
+          <w:lang w:val="en-US"/>
+        </w:rPr>
+        <w:t>size</w:t>
+      </w:r>
+      <w:r>
+        <w:t>().</w:t>
+      </w:r>
+    </w:p>
+    <w:p>
+      <w:pPr>
+        <w:pStyle w:val="a"/>
+        <w:numPr>
+          <w:ilvl w:val="0"/>
+          <w:numId w:val="35"/>
+        </w:numPr>
+        <w:rPr>
+          <w:b/>
+          <w:bCs/>
+        </w:rPr>
+      </w:pPr>
+      <w:r>
+        <w:rPr>
+          <w:b/>
+          <w:bCs/>
+        </w:rPr>
+        <w:t xml:space="preserve">При помощи какого метода можно изменить количество элементов в классе </w:t>
       </w:r>
       <w:proofErr w:type="spellStart"/>
       <w:r>
         <w:rPr>
-          <w:i/>
-          <w:iCs/>
-        </w:rPr>
-        <w:t>ostream</w:t>
+          <w:b/>
+          <w:bCs/>
+        </w:rPr>
+        <w:t>vector</w:t>
       </w:r>
       <w:proofErr w:type="spellEnd"/>
       <w:r>
-        <w:t>), а не объект класса. Метод класса требует, чтобы первым операндом был объект этого класса.</w:t>
+        <w:rPr>
+          <w:b/>
+          <w:bCs/>
+        </w:rPr>
+        <w:t>, как при этом будут происходить изменения?</w:t>
+      </w:r>
+    </w:p>
+    <w:p>
+      <w:pPr>
+        <w:pStyle w:val="a"/>
+        <w:numPr>
+          <w:ilvl w:val="0"/>
+          <w:numId w:val="0"/>
+        </w:numPr>
+        <w:ind w:left="1440"/>
+      </w:pPr>
+      <w:r>
+        <w:t xml:space="preserve">Метод </w:t>
+      </w:r>
+      <w:r>
+        <w:rPr>
+          <w:lang w:val="en-US"/>
+        </w:rPr>
+        <w:t>resize</w:t>
+      </w:r>
+      <w:r>
+        <w:t>(</w:t>
+      </w:r>
+      <w:r>
+        <w:rPr>
+          <w:lang w:val="en-US"/>
+        </w:rPr>
+        <w:t>n</w:t>
+      </w:r>
+      <w:r>
+        <w:t>) изменяет размер: при увеличении добавляются элементы по умолчанию, при уменьшении — лишние удаляются.</w:t>
+      </w:r>
+    </w:p>
+    <w:p>
+      <w:pPr>
+        <w:pStyle w:val="a"/>
+        <w:numPr>
+          <w:ilvl w:val="0"/>
+          <w:numId w:val="35"/>
+        </w:numPr>
+        <w:rPr>
+          <w:b/>
+          <w:bCs/>
+        </w:rPr>
+      </w:pPr>
+      <w:r>
+        <w:rPr>
+          <w:b/>
+          <w:bCs/>
+        </w:rPr>
+        <w:t xml:space="preserve">Охарактеризуйте класс </w:t>
+      </w:r>
+      <w:proofErr w:type="spellStart"/>
+      <w:r>
+        <w:rPr>
+          <w:b/>
+          <w:bCs/>
+        </w:rPr>
+        <w:t>array</w:t>
+      </w:r>
+      <w:proofErr w:type="spellEnd"/>
+      <w:r>
+        <w:rPr>
+          <w:b/>
+          <w:bCs/>
+        </w:rPr>
+        <w:t>, как осуществляется его передача в функцию?</w:t>
+      </w:r>
+    </w:p>
+    <w:p>
+      <w:pPr>
+        <w:pStyle w:val="a"/>
+        <w:numPr>
+          <w:ilvl w:val="0"/>
+          <w:numId w:val="0"/>
+        </w:numPr>
+        <w:ind w:left="1440"/>
+      </w:pPr>
+      <w:r>
+        <w:rPr>
+          <w:b/>
+          <w:bCs/>
+          <w:lang w:val="en-US"/>
+        </w:rPr>
+        <w:t>array</w:t>
+      </w:r>
+      <w:r>
+        <w:t xml:space="preserve"> — статический массив фиксированного размера. Передаётся в функцию по значению (копируется) или по константн</w:t>
+      </w:r>
+      <w:r>
+        <w:t>ому указателю</w:t>
+      </w:r>
+      <w:r>
+        <w:t xml:space="preserve"> (</w:t>
+      </w:r>
+      <w:r>
+        <w:rPr>
+          <w:lang w:val="en-US"/>
+        </w:rPr>
+        <w:t>const</w:t>
       </w:r>
       <w:r>
         <w:t xml:space="preserve"> </w:t>
       </w:r>
       <w:r>
-        <w:t>Поэтому эти операторы должны быть дружественными функциями</w:t>
+        <w:rPr>
+          <w:lang w:val="en-US"/>
+        </w:rPr>
+        <w:t>array</w:t>
+      </w:r>
+      <w:r>
+        <w:t>&amp;).</w:t>
+      </w:r>
+    </w:p>
+    <w:p>
+      <w:pPr>
+        <w:pStyle w:val="a"/>
+        <w:numPr>
+          <w:ilvl w:val="0"/>
+          <w:numId w:val="35"/>
+        </w:numPr>
+        <w:rPr>
+          <w:b/>
+          <w:bCs/>
+        </w:rPr>
+      </w:pPr>
+      <w:r>
+        <w:rPr>
+          <w:b/>
+          <w:bCs/>
+        </w:rPr>
+        <w:t xml:space="preserve">Поясните, что из себя представляют контейнеры </w:t>
+      </w:r>
+      <w:proofErr w:type="spellStart"/>
+      <w:r>
+        <w:rPr>
+          <w:b/>
+          <w:bCs/>
+        </w:rPr>
+        <w:t>set</w:t>
+      </w:r>
+      <w:proofErr w:type="spellEnd"/>
+      <w:r>
+        <w:rPr>
+          <w:b/>
+          <w:bCs/>
+        </w:rPr>
+        <w:t>/</w:t>
+      </w:r>
+      <w:proofErr w:type="spellStart"/>
+      <w:r>
+        <w:rPr>
+          <w:b/>
+          <w:bCs/>
+        </w:rPr>
+        <w:t>multiset</w:t>
+      </w:r>
+      <w:proofErr w:type="spellEnd"/>
+      <w:r>
+        <w:rPr>
+          <w:b/>
+          <w:bCs/>
+        </w:rPr>
+        <w:t xml:space="preserve">, </w:t>
+      </w:r>
+      <w:proofErr w:type="spellStart"/>
+      <w:r>
+        <w:rPr>
+          <w:b/>
+          <w:bCs/>
+        </w:rPr>
+        <w:t>приведети</w:t>
+      </w:r>
+      <w:proofErr w:type="spellEnd"/>
+      <w:r>
+        <w:rPr>
+          <w:b/>
+          <w:bCs/>
+        </w:rPr>
+        <w:t xml:space="preserve"> плюсы и минусы использования </w:t>
+      </w:r>
+      <w:proofErr w:type="spellStart"/>
+      <w:r>
+        <w:rPr>
+          <w:b/>
+          <w:bCs/>
+        </w:rPr>
+        <w:t>set</w:t>
+      </w:r>
+      <w:proofErr w:type="spellEnd"/>
+      <w:r>
+        <w:rPr>
+          <w:b/>
+          <w:bCs/>
+        </w:rPr>
+        <w:t xml:space="preserve"> и </w:t>
+      </w:r>
+      <w:proofErr w:type="spellStart"/>
+      <w:r>
+        <w:rPr>
+          <w:b/>
+          <w:bCs/>
+        </w:rPr>
+        <w:t>multiset</w:t>
+      </w:r>
+      <w:proofErr w:type="spellEnd"/>
+      <w:r>
+        <w:rPr>
+          <w:b/>
+          <w:bCs/>
+        </w:rPr>
+        <w:t>?</w:t>
+      </w:r>
+    </w:p>
+    <w:p>
+      <w:pPr>
+        <w:pStyle w:val="a"/>
+        <w:numPr>
+          <w:ilvl w:val="0"/>
+          <w:numId w:val="0"/>
+        </w:numPr>
+        <w:ind w:left="1440"/>
+      </w:pPr>
+      <w:proofErr w:type="spellStart"/>
+      <w:r>
+        <w:rPr>
+          <w:b/>
+          <w:bCs/>
+        </w:rPr>
+        <w:t>set</w:t>
+      </w:r>
+      <w:proofErr w:type="spellEnd"/>
+      <w:r>
+        <w:t xml:space="preserve"> и </w:t>
+      </w:r>
+      <w:proofErr w:type="spellStart"/>
+      <w:r>
+        <w:rPr>
+          <w:b/>
+          <w:bCs/>
+        </w:rPr>
+        <w:t>multiset</w:t>
+      </w:r>
+      <w:proofErr w:type="spellEnd"/>
+      <w:r>
+        <w:t xml:space="preserve"> — это ассоциативные контейнеры на основе сбалансированного двоичного дерева поиска. Они хранят элементы в отсортированном порядке и автоматически поддерживают эту сортировку при вставке и удалении.</w:t>
+      </w:r>
+      <w:r>
+        <w:t xml:space="preserve"> </w:t>
+      </w:r>
+      <w:r>
+        <w:rPr>
+          <w:b/>
+          <w:bCs/>
+          <w:lang w:val="en-US"/>
+        </w:rPr>
+        <w:t>set</w:t>
+      </w:r>
+      <w:r>
+        <w:t xml:space="preserve"> хранит только уникальные элементы, </w:t>
+      </w:r>
+      <w:r>
+        <w:rPr>
+          <w:b/>
+          <w:bCs/>
+          <w:lang w:val="en-US"/>
+        </w:rPr>
+        <w:t>multiset</w:t>
+      </w:r>
+      <w:r>
+        <w:t xml:space="preserve"> — с дубликатами</w:t>
       </w:r>
       <w:r>
         <w:t>.</w:t>
+      </w:r>
+    </w:p>
+    <w:p>
+      <w:pPr>
+        <w:pStyle w:val="a"/>
+        <w:numPr>
+          <w:ilvl w:val="0"/>
+          <w:numId w:val="0"/>
+        </w:numPr>
+        <w:ind w:left="1440"/>
+      </w:pPr>
+      <w:r>
+        <w:rPr>
+          <w:b/>
+          <w:bCs/>
+        </w:rPr>
+        <w:t>Плюсы</w:t>
+      </w:r>
+      <w:r>
+        <w:t>: автоматическая сортировка, быстр</w:t>
+      </w:r>
+      <w:r>
+        <w:t>ота операций над элементами.</w:t>
+      </w:r>
+    </w:p>
+    <w:p>
+      <w:pPr>
+        <w:pStyle w:val="a"/>
+        <w:numPr>
+          <w:ilvl w:val="0"/>
+          <w:numId w:val="0"/>
+        </w:numPr>
+        <w:ind w:left="1440"/>
+      </w:pPr>
+      <w:r>
+        <w:rPr>
+          <w:b/>
+          <w:bCs/>
+        </w:rPr>
+        <w:t>Минусы</w:t>
+      </w:r>
+      <w:r>
+        <w:t>: нельзя обращаться по индексу, вставка/удаление медленнее, чем в неупорядоченных контейнерах.</w:t>
+      </w:r>
+    </w:p>
+    <w:p>
+      <w:pPr>
+        <w:pStyle w:val="a"/>
+        <w:numPr>
+          <w:ilvl w:val="0"/>
+          <w:numId w:val="35"/>
+        </w:numPr>
+        <w:rPr>
+          <w:b/>
+          <w:bCs/>
+        </w:rPr>
+      </w:pPr>
+      <w:r>
+        <w:rPr>
+          <w:b/>
+          <w:bCs/>
+        </w:rPr>
+        <w:t xml:space="preserve">Охарактеризуйте контейнер </w:t>
+      </w:r>
+      <w:proofErr w:type="spellStart"/>
+      <w:r>
+        <w:rPr>
+          <w:b/>
+          <w:bCs/>
+        </w:rPr>
+        <w:t>list</w:t>
+      </w:r>
+      <w:proofErr w:type="spellEnd"/>
+      <w:r>
+        <w:rPr>
+          <w:b/>
+          <w:bCs/>
+        </w:rPr>
+        <w:t>. Приведите методы для добавления/удаления и обращения</w:t>
+      </w:r>
+      <w:r>
+        <w:rPr>
+          <w:b/>
+          <w:bCs/>
+        </w:rPr>
+        <w:t xml:space="preserve"> к</w:t>
+      </w:r>
+      <w:r>
+        <w:rPr>
+          <w:b/>
+          <w:bCs/>
+        </w:rPr>
+        <w:t xml:space="preserve"> элементам?</w:t>
+      </w:r>
+    </w:p>
+    <w:p>
+      <w:pPr>
+        <w:pStyle w:val="a"/>
+        <w:numPr>
+          <w:ilvl w:val="0"/>
+          <w:numId w:val="0"/>
+        </w:numPr>
+        <w:ind w:left="1440"/>
+      </w:pPr>
+      <w:r>
+        <w:rPr>
+          <w:b/>
+          <w:bCs/>
+          <w:lang w:val="en-US"/>
+        </w:rPr>
+        <w:t>list</w:t>
+      </w:r>
+      <w:r>
+        <w:t xml:space="preserve"> — </w:t>
+      </w:r>
+      <w:r>
+        <w:t xml:space="preserve">контейнер, реализующий </w:t>
+      </w:r>
+      <w:r>
+        <w:t>двусвязный список.</w:t>
+      </w:r>
+      <w:r>
+        <w:t xml:space="preserve"> Каждый</w:t>
+      </w:r>
+      <w:r>
+        <w:t xml:space="preserve"> </w:t>
+      </w:r>
+      <w:r>
+        <w:t>элемент</w:t>
+      </w:r>
+      <w:r>
+        <w:t xml:space="preserve"> </w:t>
+      </w:r>
+      <w:r>
+        <w:t>хранит</w:t>
+      </w:r>
+      <w:r>
+        <w:t xml:space="preserve"> </w:t>
+      </w:r>
+      <w:r>
+        <w:t>значение и указатели на соседние элементы. Обращение</w:t>
+      </w:r>
+      <w:r>
+        <w:t xml:space="preserve"> </w:t>
+      </w:r>
+      <w:r>
+        <w:t>по</w:t>
+      </w:r>
+      <w:r>
+        <w:t xml:space="preserve"> </w:t>
+      </w:r>
+      <w:r>
+        <w:t>индексу</w:t>
+      </w:r>
+      <w:r>
+        <w:t xml:space="preserve"> [] </w:t>
+      </w:r>
+      <w:r>
+        <w:t>невозможно.</w:t>
+      </w:r>
+      <w:r>
+        <w:t xml:space="preserve"> </w:t>
+      </w:r>
+    </w:p>
+    <w:p>
+      <w:pPr>
+        <w:pStyle w:val="a"/>
+        <w:numPr>
+          <w:ilvl w:val="0"/>
+          <w:numId w:val="0"/>
+        </w:numPr>
+        <w:ind w:left="1440"/>
+        <w:rPr>
+          <w:lang w:val="en-US"/>
+        </w:rPr>
+      </w:pPr>
+      <w:r>
+        <w:rPr>
+          <w:b/>
+          <w:bCs/>
+        </w:rPr>
+        <w:t>Добавление</w:t>
+      </w:r>
+      <w:r>
+        <w:rPr>
+          <w:lang w:val="en-US"/>
+        </w:rPr>
+        <w:t xml:space="preserve">: </w:t>
+      </w:r>
+      <w:proofErr w:type="spellStart"/>
+      <w:r>
+        <w:rPr>
+          <w:lang w:val="en-US"/>
+        </w:rPr>
+        <w:t>push</w:t>
+      </w:r>
+      <w:r>
+        <w:rPr>
+          <w:lang w:val="en-US"/>
+        </w:rPr>
+        <w:t>_</w:t>
+      </w:r>
+      <w:r>
+        <w:rPr>
+          <w:lang w:val="en-US"/>
+        </w:rPr>
+        <w:t>front</w:t>
+      </w:r>
+      <w:proofErr w:type="spellEnd"/>
+      <w:r>
+        <w:rPr>
+          <w:lang w:val="en-US"/>
+        </w:rPr>
+        <w:t xml:space="preserve">(), </w:t>
+      </w:r>
+      <w:proofErr w:type="spellStart"/>
+      <w:r>
+        <w:rPr>
+          <w:lang w:val="en-US"/>
+        </w:rPr>
+        <w:t>push</w:t>
+      </w:r>
+      <w:r>
+        <w:rPr>
+          <w:lang w:val="en-US"/>
+        </w:rPr>
+        <w:t>_</w:t>
+      </w:r>
+      <w:r>
+        <w:rPr>
+          <w:lang w:val="en-US"/>
+        </w:rPr>
+        <w:t>back</w:t>
+      </w:r>
+      <w:proofErr w:type="spellEnd"/>
+      <w:r>
+        <w:rPr>
+          <w:lang w:val="en-US"/>
+        </w:rPr>
+        <w:t>(),</w:t>
+      </w:r>
+      <w:r>
+        <w:rPr>
+          <w:lang w:val="en-US"/>
+        </w:rPr>
+        <w:t xml:space="preserve"> </w:t>
+      </w:r>
+      <w:r>
+        <w:rPr>
+          <w:lang w:val="en-US"/>
+        </w:rPr>
+        <w:t>insert</w:t>
+      </w:r>
+      <w:r>
+        <w:rPr>
+          <w:lang w:val="en-US"/>
+        </w:rPr>
+        <w:t>()</w:t>
+      </w:r>
+      <w:r>
+        <w:rPr>
+          <w:lang w:val="en-US"/>
+        </w:rPr>
+        <w:t>;</w:t>
+      </w:r>
+    </w:p>
+    <w:p>
+      <w:pPr>
+        <w:pStyle w:val="a"/>
+        <w:numPr>
+          <w:ilvl w:val="0"/>
+          <w:numId w:val="0"/>
+        </w:numPr>
+        <w:ind w:left="1440"/>
+        <w:rPr>
+          <w:lang w:val="en-US"/>
+        </w:rPr>
+      </w:pPr>
+      <w:r>
+        <w:rPr>
+          <w:b/>
+          <w:bCs/>
+        </w:rPr>
+        <w:t>Удаление</w:t>
+      </w:r>
+      <w:r>
+        <w:rPr>
+          <w:lang w:val="en-US"/>
+        </w:rPr>
+        <w:t xml:space="preserve">: </w:t>
+      </w:r>
+      <w:proofErr w:type="spellStart"/>
+      <w:r>
+        <w:rPr>
+          <w:lang w:val="en-US"/>
+        </w:rPr>
+        <w:t>pop</w:t>
+      </w:r>
+      <w:r>
+        <w:rPr>
+          <w:lang w:val="en-US"/>
+        </w:rPr>
+        <w:t>_</w:t>
+      </w:r>
+      <w:r>
+        <w:rPr>
+          <w:lang w:val="en-US"/>
+        </w:rPr>
+        <w:t>front</w:t>
+      </w:r>
+      <w:proofErr w:type="spellEnd"/>
+      <w:r>
+        <w:rPr>
+          <w:lang w:val="en-US"/>
+        </w:rPr>
+        <w:t xml:space="preserve">(), </w:t>
+      </w:r>
+      <w:proofErr w:type="spellStart"/>
+      <w:r>
+        <w:rPr>
+          <w:lang w:val="en-US"/>
+        </w:rPr>
+        <w:t>pop</w:t>
+      </w:r>
+      <w:r>
+        <w:rPr>
+          <w:lang w:val="en-US"/>
+        </w:rPr>
+        <w:t>_</w:t>
+      </w:r>
+      <w:r>
+        <w:rPr>
+          <w:lang w:val="en-US"/>
+        </w:rPr>
+        <w:t>back</w:t>
+      </w:r>
+      <w:proofErr w:type="spellEnd"/>
+      <w:r>
+        <w:rPr>
+          <w:lang w:val="en-US"/>
+        </w:rPr>
+        <w:t>(),</w:t>
+      </w:r>
+      <w:r>
+        <w:rPr>
+          <w:lang w:val="en-US"/>
+        </w:rPr>
+        <w:t xml:space="preserve"> </w:t>
+      </w:r>
+      <w:r>
+        <w:rPr>
+          <w:lang w:val="en-US"/>
+        </w:rPr>
+        <w:t>erase</w:t>
+      </w:r>
+      <w:r>
+        <w:rPr>
+          <w:lang w:val="en-US"/>
+        </w:rPr>
+        <w:t>()</w:t>
+      </w:r>
+      <w:r>
+        <w:rPr>
+          <w:lang w:val="en-US"/>
+        </w:rPr>
+        <w:t xml:space="preserve">; </w:t>
+      </w:r>
+    </w:p>
+    <w:p>
+      <w:pPr>
+        <w:pStyle w:val="a"/>
+        <w:numPr>
+          <w:ilvl w:val="0"/>
+          <w:numId w:val="0"/>
+        </w:numPr>
+        <w:ind w:left="1440"/>
+      </w:pPr>
+      <w:r>
+        <w:rPr>
+          <w:b/>
+          <w:bCs/>
+        </w:rPr>
+        <w:t>Обращение</w:t>
+      </w:r>
+      <w:r>
+        <w:t xml:space="preserve">: </w:t>
+      </w:r>
+      <w:r>
+        <w:rPr>
+          <w:lang w:val="en-US"/>
+        </w:rPr>
+        <w:t>front</w:t>
+      </w:r>
+      <w:r>
+        <w:rPr>
+          <w:lang w:val="en-US"/>
+        </w:rPr>
+        <w:t xml:space="preserve">(), </w:t>
+      </w:r>
+      <w:r>
+        <w:rPr>
+          <w:lang w:val="en-US"/>
+        </w:rPr>
+        <w:t>back</w:t>
+      </w:r>
+      <w:r>
+        <w:rPr>
+          <w:lang w:val="en-US"/>
+        </w:rPr>
+        <w:t>().</w:t>
+      </w:r>
+    </w:p>
+    <w:p>
+      <w:pPr>
+        <w:pStyle w:val="a"/>
+        <w:numPr>
+          <w:ilvl w:val="0"/>
+          <w:numId w:val="35"/>
+        </w:numPr>
+        <w:rPr>
+          <w:b/>
+          <w:bCs/>
+        </w:rPr>
+      </w:pPr>
+      <w:r>
+        <w:rPr>
+          <w:b/>
+          <w:bCs/>
+        </w:rPr>
+        <w:t>Что такое итератор, для чего он нужен. Приведите пример (с применением синтаксиса) использования итераторов.</w:t>
+      </w:r>
+      <w:r>
+        <w:rPr>
+          <w:b/>
+          <w:bCs/>
+        </w:rPr>
+        <w:t xml:space="preserve"> </w:t>
+      </w:r>
+    </w:p>
+    <w:p>
+      <w:pPr>
+        <w:pStyle w:val="a"/>
+        <w:numPr>
+          <w:ilvl w:val="0"/>
+          <w:numId w:val="0"/>
+        </w:numPr>
+        <w:ind w:left="1440"/>
+      </w:pPr>
+      <w:r>
+        <w:rPr>
+          <w:b/>
+          <w:bCs/>
+        </w:rPr>
+        <w:lastRenderedPageBreak/>
+        <w:t>Итератор</w:t>
+      </w:r>
+      <w:r>
+        <w:t xml:space="preserve"> — это обобщённый указатель на элемент контейнера, необходим</w:t>
+      </w:r>
+      <w:r>
+        <w:t>ый</w:t>
+      </w:r>
+      <w:r>
+        <w:t xml:space="preserve"> для его обхода.</w:t>
+      </w:r>
+    </w:p>
+    <w:p>
+      <w:pPr>
+        <w:pStyle w:val="a"/>
+        <w:numPr>
+          <w:ilvl w:val="0"/>
+          <w:numId w:val="0"/>
+        </w:numPr>
+        <w:ind w:left="1440"/>
+        <w:rPr>
+          <w:lang w:val="en-US"/>
+        </w:rPr>
+      </w:pPr>
+      <w:r>
+        <w:rPr>
+          <w:b/>
+          <w:bCs/>
+        </w:rPr>
+        <w:t>Пример</w:t>
+      </w:r>
+      <w:r>
+        <w:rPr>
+          <w:lang w:val="en-US"/>
+        </w:rPr>
+        <w:t xml:space="preserve">: </w:t>
+      </w:r>
+      <w:r>
+        <w:rPr>
+          <w:lang w:val="en-US"/>
+        </w:rPr>
+        <w:t xml:space="preserve">for (auto it = </w:t>
+      </w:r>
+      <w:proofErr w:type="spellStart"/>
+      <w:r>
+        <w:rPr>
+          <w:lang w:val="en-US"/>
+        </w:rPr>
+        <w:t>vec.begin</w:t>
+      </w:r>
+      <w:proofErr w:type="spellEnd"/>
+      <w:r>
+        <w:rPr>
+          <w:lang w:val="en-US"/>
+        </w:rPr>
+        <w:t xml:space="preserve">(); it != </w:t>
+      </w:r>
+      <w:proofErr w:type="spellStart"/>
+      <w:r>
+        <w:rPr>
+          <w:lang w:val="en-US"/>
+        </w:rPr>
+        <w:t>vec.end</w:t>
+      </w:r>
+      <w:proofErr w:type="spellEnd"/>
+      <w:r>
+        <w:rPr>
+          <w:lang w:val="en-US"/>
+        </w:rPr>
+        <w:t xml:space="preserve">(); ++it) </w:t>
+      </w:r>
+      <w:proofErr w:type="spellStart"/>
+      <w:r>
+        <w:rPr>
+          <w:lang w:val="en-US"/>
+        </w:rPr>
+        <w:t>cout</w:t>
+      </w:r>
+      <w:proofErr w:type="spellEnd"/>
+      <w:r>
+        <w:rPr>
+          <w:lang w:val="en-US"/>
+        </w:rPr>
+        <w:t xml:space="preserve"> &lt;&lt; *it &lt;&lt; " ";</w:t>
+      </w:r>
+      <w:r>
+        <w:rPr>
+          <w:lang w:val="en-US"/>
+        </w:rPr>
+        <w:t xml:space="preserve"> </w:t>
+      </w:r>
+      <w:r>
+        <w:rPr>
+          <w:lang w:val="en-US"/>
+        </w:rPr>
+        <w:t xml:space="preserve">it – </w:t>
+      </w:r>
+      <w:r>
+        <w:t>итератор</w:t>
+      </w:r>
+      <w:r>
+        <w:rPr>
+          <w:lang w:val="en-US"/>
+        </w:rPr>
+        <w:t>.</w:t>
+      </w:r>
+    </w:p>
+    <w:p>
+      <w:pPr>
+        <w:pStyle w:val="a"/>
+        <w:numPr>
+          <w:ilvl w:val="0"/>
+          <w:numId w:val="35"/>
+        </w:numPr>
+        <w:rPr>
+          <w:b/>
+          <w:bCs/>
+        </w:rPr>
+      </w:pPr>
+      <w:r>
+        <w:rPr>
+          <w:b/>
+          <w:bCs/>
+        </w:rPr>
+        <w:t>Охарактеризуйте</w:t>
+      </w:r>
+      <w:r>
+        <w:rPr>
+          <w:b/>
+          <w:bCs/>
+        </w:rPr>
+        <w:t xml:space="preserve"> </w:t>
+      </w:r>
+      <w:r>
+        <w:rPr>
+          <w:b/>
+          <w:bCs/>
+        </w:rPr>
+        <w:t>контейнер</w:t>
+      </w:r>
+      <w:r>
+        <w:rPr>
+          <w:b/>
+          <w:bCs/>
+        </w:rPr>
+        <w:t xml:space="preserve"> </w:t>
+      </w:r>
+      <w:r>
+        <w:rPr>
+          <w:b/>
+          <w:bCs/>
+          <w:lang w:val="en-US"/>
+        </w:rPr>
+        <w:t>map</w:t>
+      </w:r>
+      <w:r>
+        <w:rPr>
+          <w:b/>
+          <w:bCs/>
+        </w:rPr>
+        <w:t xml:space="preserve">. </w:t>
+      </w:r>
+      <w:r>
+        <w:rPr>
+          <w:b/>
+          <w:bCs/>
+        </w:rPr>
+        <w:t xml:space="preserve">Как происходит работа с контейнером </w:t>
+      </w:r>
+      <w:proofErr w:type="spellStart"/>
+      <w:r>
+        <w:rPr>
+          <w:b/>
+          <w:bCs/>
+        </w:rPr>
+        <w:t>map</w:t>
+      </w:r>
+      <w:proofErr w:type="spellEnd"/>
+      <w:r>
+        <w:rPr>
+          <w:b/>
+          <w:bCs/>
+        </w:rPr>
+        <w:t>?</w:t>
+      </w:r>
+    </w:p>
+    <w:p>
+      <w:pPr>
+        <w:pStyle w:val="a"/>
+        <w:numPr>
+          <w:ilvl w:val="0"/>
+          <w:numId w:val="0"/>
+        </w:numPr>
+        <w:ind w:left="1440"/>
+      </w:pPr>
+      <w:proofErr w:type="spellStart"/>
+      <w:r>
+        <w:rPr>
+          <w:b/>
+          <w:bCs/>
+        </w:rPr>
+        <w:t>map</w:t>
+      </w:r>
+      <w:proofErr w:type="spellEnd"/>
+      <w:r>
+        <w:t xml:space="preserve"> — ассоциативный контейнер «ключ–значение», элементы</w:t>
+      </w:r>
+      <w:r>
+        <w:t xml:space="preserve"> которого</w:t>
+      </w:r>
+      <w:r>
+        <w:t xml:space="preserve"> отсортированы по ключу</w:t>
+      </w:r>
+      <w:r>
+        <w:t xml:space="preserve"> в порядке возрастания</w:t>
+      </w:r>
+      <w:r>
+        <w:t>.</w:t>
+      </w:r>
+    </w:p>
+    <w:p>
+      <w:pPr>
+        <w:pStyle w:val="a"/>
+        <w:numPr>
+          <w:ilvl w:val="0"/>
+          <w:numId w:val="0"/>
+        </w:numPr>
+        <w:ind w:left="1440"/>
+      </w:pPr>
+      <w:r>
+        <w:t xml:space="preserve">Доступ к элементу контейнера осуществляется по ключу: </w:t>
+      </w:r>
+      <w:r>
+        <w:rPr>
+          <w:lang w:val="en-US"/>
+        </w:rPr>
+        <w:t>map</w:t>
+      </w:r>
+      <w:r>
+        <w:t>[</w:t>
+      </w:r>
+      <w:r>
+        <w:rPr>
+          <w:lang w:val="en-US"/>
+        </w:rPr>
+        <w:t>key</w:t>
+      </w:r>
+      <w:r>
+        <w:t xml:space="preserve">] = </w:t>
+      </w:r>
+      <w:r>
+        <w:rPr>
+          <w:lang w:val="en-US"/>
+        </w:rPr>
+        <w:t>value</w:t>
+      </w:r>
+      <w:r>
+        <w:t>.</w:t>
+      </w:r>
+    </w:p>
+    <w:p>
+      <w:pPr>
+        <w:pStyle w:val="a"/>
+        <w:numPr>
+          <w:ilvl w:val="0"/>
+          <w:numId w:val="0"/>
+        </w:numPr>
+        <w:ind w:left="1440"/>
+      </w:pPr>
+      <w:r>
+        <w:rPr>
+          <w:b/>
+          <w:bCs/>
+        </w:rPr>
+        <w:t>Методы</w:t>
+      </w:r>
+      <w:r>
+        <w:t>:</w:t>
+      </w:r>
+      <w:r>
+        <w:t xml:space="preserve"> </w:t>
+      </w:r>
+      <w:r>
+        <w:rPr>
+          <w:lang w:val="en-US"/>
+        </w:rPr>
+        <w:t>find</w:t>
+      </w:r>
+      <w:r>
+        <w:t xml:space="preserve">(), </w:t>
+      </w:r>
+      <w:r>
+        <w:rPr>
+          <w:lang w:val="en-US"/>
+        </w:rPr>
+        <w:t>erase</w:t>
+      </w:r>
+      <w:r>
+        <w:t>().</w:t>
+      </w:r>
+    </w:p>
+    <w:p>
+      <w:pPr>
+        <w:pStyle w:val="a"/>
+        <w:numPr>
+          <w:ilvl w:val="0"/>
+          <w:numId w:val="35"/>
+        </w:numPr>
+        <w:rPr>
+          <w:b/>
+          <w:bCs/>
+        </w:rPr>
+      </w:pPr>
+      <w:r>
+        <w:rPr>
+          <w:b/>
+          <w:bCs/>
+        </w:rPr>
+        <w:t xml:space="preserve">Как проверить существование ключа в контейнере </w:t>
+      </w:r>
+      <w:proofErr w:type="spellStart"/>
+      <w:r>
+        <w:rPr>
+          <w:b/>
+          <w:bCs/>
+        </w:rPr>
+        <w:t>map</w:t>
+      </w:r>
+      <w:proofErr w:type="spellEnd"/>
+      <w:r>
+        <w:rPr>
+          <w:b/>
+          <w:bCs/>
+        </w:rPr>
+        <w:t>?</w:t>
+      </w:r>
+    </w:p>
+    <w:p>
+      <w:pPr>
+        <w:pStyle w:val="a"/>
+        <w:numPr>
+          <w:ilvl w:val="0"/>
+          <w:numId w:val="0"/>
+        </w:numPr>
+        <w:ind w:left="1440"/>
+      </w:pPr>
+      <w:r>
+        <w:t xml:space="preserve">С помощью метода </w:t>
+      </w:r>
+      <w:r>
+        <w:rPr>
+          <w:lang w:val="en-US"/>
+        </w:rPr>
+        <w:t>count</w:t>
+      </w:r>
+      <w:r>
+        <w:t>()</w:t>
+      </w:r>
+      <w:r>
+        <w:t>. Если</w:t>
+      </w:r>
+      <w:r>
+        <w:t xml:space="preserve"> </w:t>
+      </w:r>
+      <w:r>
+        <w:t>такого ключа нет в контейнере, будет возвращено значение 0.</w:t>
+      </w:r>
+    </w:p>
+    <w:p>
+      <w:pPr>
+        <w:pStyle w:val="a"/>
+        <w:numPr>
+          <w:ilvl w:val="0"/>
+          <w:numId w:val="0"/>
+        </w:numPr>
+        <w:ind w:left="1440"/>
+        <w:rPr>
+          <w:lang w:val="en-US"/>
+        </w:rPr>
+      </w:pPr>
+      <w:r>
+        <w:t>Пример</w:t>
+      </w:r>
+      <w:r>
+        <w:rPr>
+          <w:lang w:val="en-US"/>
+        </w:rPr>
+        <w:t xml:space="preserve">: </w:t>
+      </w:r>
+      <w:r>
+        <w:rPr>
+          <w:lang w:val="en-US"/>
+        </w:rPr>
+        <w:t>map</w:t>
+      </w:r>
+      <w:r>
+        <w:rPr>
+          <w:lang w:val="en-US"/>
+        </w:rPr>
+        <w:t>_</w:t>
+      </w:r>
+      <w:r>
+        <w:rPr>
+          <w:lang w:val="en-US"/>
+        </w:rPr>
+        <w:t>list</w:t>
+      </w:r>
+      <w:r>
+        <w:rPr>
+          <w:lang w:val="en-US"/>
+        </w:rPr>
+        <w:t>.count(key)</w:t>
+      </w:r>
+      <w:r>
+        <w:rPr>
+          <w:lang w:val="en-US"/>
+        </w:rPr>
+        <w:t xml:space="preserve"> !=</w:t>
+      </w:r>
+      <w:r>
+        <w:rPr>
+          <w:lang w:val="en-US"/>
+        </w:rPr>
+        <w:t xml:space="preserve"> 0</w:t>
+      </w:r>
+      <w:r>
+        <w:rPr>
+          <w:lang w:val="en-US"/>
+        </w:rPr>
+        <w:t>.</w:t>
+      </w:r>
+    </w:p>
+    <w:p>
+      <w:pPr>
+        <w:pStyle w:val="a"/>
+        <w:numPr>
+          <w:ilvl w:val="0"/>
+          <w:numId w:val="35"/>
+        </w:numPr>
+        <w:rPr>
+          <w:b/>
+          <w:bCs/>
+        </w:rPr>
+      </w:pPr>
+      <w:r>
+        <w:rPr>
+          <w:b/>
+          <w:bCs/>
+        </w:rPr>
+        <w:t xml:space="preserve">Поясните принцип и работу циклов </w:t>
+      </w:r>
+      <w:proofErr w:type="spellStart"/>
+      <w:r>
+        <w:rPr>
+          <w:b/>
+          <w:bCs/>
+        </w:rPr>
+        <w:t>foreach</w:t>
+      </w:r>
+      <w:proofErr w:type="spellEnd"/>
+      <w:r>
+        <w:rPr>
+          <w:b/>
+          <w:bCs/>
+        </w:rPr>
+        <w:t>, какая форма записи у данных циклов?</w:t>
+      </w:r>
+    </w:p>
+    <w:p>
+      <w:pPr>
+        <w:pStyle w:val="a"/>
+        <w:numPr>
+          <w:ilvl w:val="0"/>
+          <w:numId w:val="0"/>
+        </w:numPr>
+        <w:ind w:left="1440"/>
+      </w:pPr>
+      <w:r>
+        <w:t xml:space="preserve">Цикл </w:t>
+      </w:r>
+      <w:proofErr w:type="spellStart"/>
+      <w:r>
+        <w:rPr>
+          <w:b/>
+          <w:bCs/>
+        </w:rPr>
+        <w:t>foreach</w:t>
+      </w:r>
+      <w:proofErr w:type="spellEnd"/>
+      <w:r>
+        <w:rPr>
+          <w:b/>
+          <w:bCs/>
+        </w:rPr>
+        <w:t xml:space="preserve"> </w:t>
+      </w:r>
+      <w:r>
+        <w:t xml:space="preserve">(диапазонный </w:t>
+      </w:r>
+      <w:r>
+        <w:rPr>
+          <w:b/>
+          <w:bCs/>
+          <w:lang w:val="en-US"/>
+        </w:rPr>
+        <w:t>for</w:t>
+      </w:r>
+      <w:r>
+        <w:t>)</w:t>
+      </w:r>
+      <w:r>
+        <w:rPr>
+          <w:b/>
+          <w:bCs/>
+        </w:rPr>
+        <w:t xml:space="preserve"> </w:t>
+      </w:r>
+      <w:r>
+        <w:t>автоматически перебирает элементы контейнера.</w:t>
+      </w:r>
+      <w:r>
+        <w:br/>
+      </w:r>
+      <w:r>
+        <w:rPr>
+          <w:b/>
+          <w:bCs/>
+        </w:rPr>
+        <w:t>Синтаксис</w:t>
+      </w:r>
+      <w:r>
+        <w:t xml:space="preserve">: </w:t>
+      </w:r>
+      <w:proofErr w:type="spellStart"/>
+      <w:r>
+        <w:t>for</w:t>
+      </w:r>
+      <w:proofErr w:type="spellEnd"/>
+      <w:r>
+        <w:t xml:space="preserve"> (</w:t>
+      </w:r>
+      <w:proofErr w:type="spellStart"/>
+      <w:r>
+        <w:t>auto</w:t>
+      </w:r>
+      <w:proofErr w:type="spellEnd"/>
+      <w:r>
+        <w:t xml:space="preserve">&amp; </w:t>
+      </w:r>
+      <w:proofErr w:type="spellStart"/>
+      <w:r>
+        <w:t>elem</w:t>
+      </w:r>
+      <w:proofErr w:type="spellEnd"/>
+      <w:r>
+        <w:t xml:space="preserve"> : </w:t>
+      </w:r>
+      <w:proofErr w:type="spellStart"/>
+      <w:r>
+        <w:t>container</w:t>
+      </w:r>
+      <w:proofErr w:type="spellEnd"/>
+      <w:r>
+        <w:t xml:space="preserve">) { ... }. Работает с любым контейнером, имеющим </w:t>
+      </w:r>
+      <w:proofErr w:type="spellStart"/>
+      <w:r>
+        <w:t>begin</w:t>
+      </w:r>
+      <w:proofErr w:type="spellEnd"/>
+      <w:r>
+        <w:t xml:space="preserve">() и </w:t>
+      </w:r>
+      <w:proofErr w:type="spellStart"/>
+      <w:r>
+        <w:t>end</w:t>
+      </w:r>
+      <w:proofErr w:type="spellEnd"/>
+      <w:r>
+        <w:t>().</w:t>
+      </w:r>
+    </w:p>
+    <w:p>
+      <w:pPr>
+        <w:pStyle w:val="a"/>
+        <w:numPr>
+          <w:ilvl w:val="0"/>
+          <w:numId w:val="35"/>
+        </w:numPr>
+        <w:rPr>
+          <w:b/>
+          <w:bCs/>
+        </w:rPr>
+      </w:pPr>
+      <w:r>
+        <w:rPr>
+          <w:b/>
+          <w:bCs/>
+        </w:rPr>
+        <w:t xml:space="preserve">Охарактеризуйте методы </w:t>
+      </w:r>
+      <w:proofErr w:type="spellStart"/>
+      <w:r>
+        <w:rPr>
+          <w:b/>
+          <w:bCs/>
+        </w:rPr>
+        <w:t>substr</w:t>
+      </w:r>
+      <w:proofErr w:type="spellEnd"/>
+      <w:r>
+        <w:rPr>
+          <w:b/>
+          <w:bCs/>
+        </w:rPr>
+        <w:t xml:space="preserve"> и </w:t>
+      </w:r>
+      <w:proofErr w:type="spellStart"/>
+      <w:r>
+        <w:rPr>
+          <w:b/>
+          <w:bCs/>
+        </w:rPr>
+        <w:t>replace</w:t>
+      </w:r>
+      <w:proofErr w:type="spellEnd"/>
+      <w:r>
+        <w:rPr>
+          <w:b/>
+          <w:bCs/>
+        </w:rPr>
+        <w:t xml:space="preserve"> класса </w:t>
+      </w:r>
+      <w:proofErr w:type="spellStart"/>
+      <w:r>
+        <w:rPr>
+          <w:b/>
+          <w:bCs/>
+        </w:rPr>
+        <w:t>string</w:t>
+      </w:r>
+      <w:proofErr w:type="spellEnd"/>
+      <w:r>
+        <w:rPr>
+          <w:b/>
+          <w:bCs/>
+        </w:rPr>
+        <w:t>. Поясните принцип объединения строк.</w:t>
+      </w:r>
+    </w:p>
+    <w:p>
+      <w:pPr>
+        <w:pStyle w:val="a"/>
+        <w:numPr>
+          <w:ilvl w:val="0"/>
+          <w:numId w:val="0"/>
+        </w:numPr>
+        <w:ind w:left="1416"/>
+      </w:pPr>
+      <w:proofErr w:type="spellStart"/>
+      <w:r>
+        <w:rPr>
+          <w:b/>
+          <w:bCs/>
+          <w:lang w:val="en-US"/>
+        </w:rPr>
+        <w:t>substr</w:t>
+      </w:r>
+      <w:proofErr w:type="spellEnd"/>
+      <w:r>
+        <w:rPr>
+          <w:b/>
+          <w:bCs/>
+        </w:rPr>
+        <w:t>(</w:t>
+      </w:r>
+      <w:r>
+        <w:rPr>
+          <w:b/>
+          <w:bCs/>
+          <w:lang w:val="en-US"/>
+        </w:rPr>
+        <w:t>pos</w:t>
+      </w:r>
+      <w:r>
+        <w:rPr>
+          <w:b/>
+          <w:bCs/>
+        </w:rPr>
+        <w:t xml:space="preserve">, </w:t>
+      </w:r>
+      <w:proofErr w:type="spellStart"/>
+      <w:r>
+        <w:rPr>
+          <w:b/>
+          <w:bCs/>
+          <w:lang w:val="en-US"/>
+        </w:rPr>
+        <w:t>len</w:t>
+      </w:r>
+      <w:proofErr w:type="spellEnd"/>
+      <w:r>
+        <w:rPr>
+          <w:b/>
+          <w:bCs/>
+        </w:rPr>
+        <w:t>)</w:t>
+      </w:r>
+      <w:r>
+        <w:rPr>
+          <w:b/>
+          <w:bCs/>
+        </w:rPr>
+        <w:t xml:space="preserve"> </w:t>
+      </w:r>
+      <w:r>
+        <w:t>— извлечение подстроки</w:t>
+      </w:r>
+      <w:r>
+        <w:t>:</w:t>
+      </w:r>
+    </w:p>
+    <w:p>
+      <w:pPr>
+        <w:pStyle w:val="a"/>
+        <w:numPr>
+          <w:ilvl w:val="0"/>
+          <w:numId w:val="0"/>
+        </w:numPr>
+        <w:ind w:left="1416"/>
+      </w:pPr>
+      <w:r>
+        <w:rPr>
+          <w:lang w:val="en-US"/>
+        </w:rPr>
+        <w:t>pos</w:t>
+      </w:r>
+      <w:r>
+        <w:t xml:space="preserve"> </w:t>
+      </w:r>
+      <w:r>
+        <w:t xml:space="preserve">– позиция начала подстроки; </w:t>
+      </w:r>
+      <w:proofErr w:type="spellStart"/>
+      <w:r>
+        <w:rPr>
+          <w:lang w:val="en-US"/>
+        </w:rPr>
+        <w:t>len</w:t>
+      </w:r>
+      <w:proofErr w:type="spellEnd"/>
+      <w:r>
+        <w:t xml:space="preserve"> – </w:t>
+      </w:r>
+      <w:r>
+        <w:t>длина подстроки для извлечения.</w:t>
+      </w:r>
+    </w:p>
+    <w:p>
+      <w:pPr>
+        <w:pStyle w:val="a"/>
+        <w:numPr>
+          <w:ilvl w:val="0"/>
+          <w:numId w:val="0"/>
+        </w:numPr>
+        <w:ind w:left="1416"/>
+        <w:rPr>
+          <w:lang w:val="en-US"/>
+        </w:rPr>
+      </w:pPr>
+      <w:r>
+        <w:rPr>
+          <w:b/>
+          <w:bCs/>
+          <w:lang w:val="en-US"/>
+        </w:rPr>
+        <w:t xml:space="preserve">replace(pos, </w:t>
+      </w:r>
+      <w:proofErr w:type="spellStart"/>
+      <w:r>
+        <w:rPr>
+          <w:b/>
+          <w:bCs/>
+          <w:lang w:val="en-US"/>
+        </w:rPr>
+        <w:t>len</w:t>
+      </w:r>
+      <w:proofErr w:type="spellEnd"/>
+      <w:r>
+        <w:rPr>
+          <w:b/>
+          <w:bCs/>
+          <w:lang w:val="en-US"/>
+        </w:rPr>
+        <w:t>, str)</w:t>
+      </w:r>
+      <w:r>
+        <w:rPr>
+          <w:b/>
+          <w:bCs/>
+          <w:lang w:val="en-US"/>
+        </w:rPr>
+        <w:t xml:space="preserve"> — </w:t>
+      </w:r>
+      <w:r>
+        <w:t>замена</w:t>
+      </w:r>
+      <w:r>
+        <w:rPr>
+          <w:lang w:val="en-US"/>
+        </w:rPr>
+        <w:t xml:space="preserve"> </w:t>
+      </w:r>
+      <w:r>
+        <w:t>подстроки</w:t>
+      </w:r>
+      <w:r>
+        <w:rPr>
+          <w:lang w:val="en-US"/>
+        </w:rPr>
+        <w:t>:</w:t>
+      </w:r>
+    </w:p>
+    <w:p>
+      <w:pPr>
+        <w:pStyle w:val="a"/>
+        <w:numPr>
+          <w:ilvl w:val="0"/>
+          <w:numId w:val="0"/>
+        </w:numPr>
+        <w:ind w:left="1416"/>
+      </w:pPr>
+      <w:r>
+        <w:rPr>
+          <w:lang w:val="en-US"/>
+        </w:rPr>
+        <w:t>pos</w:t>
+      </w:r>
+      <w:r>
+        <w:t xml:space="preserve"> – </w:t>
+      </w:r>
+      <w:r>
+        <w:t xml:space="preserve">позиция начала подстроки; </w:t>
+      </w:r>
+      <w:proofErr w:type="spellStart"/>
+      <w:r>
+        <w:rPr>
+          <w:lang w:val="en-US"/>
+        </w:rPr>
+        <w:t>len</w:t>
+      </w:r>
+      <w:proofErr w:type="spellEnd"/>
+      <w:r>
+        <w:t xml:space="preserve"> – </w:t>
+      </w:r>
+      <w:r>
+        <w:t xml:space="preserve">длина подстроки для замены; </w:t>
+      </w:r>
+      <w:r>
+        <w:rPr>
+          <w:lang w:val="en-US"/>
+        </w:rPr>
+        <w:t>str</w:t>
+      </w:r>
+      <w:r>
+        <w:t xml:space="preserve"> </w:t>
+      </w:r>
+      <w:r>
+        <w:t>– строка, на которую заменяется подстрока.</w:t>
+      </w:r>
+    </w:p>
+    <w:p>
+      <w:pPr>
+        <w:pStyle w:val="a"/>
+        <w:numPr>
+          <w:ilvl w:val="0"/>
+          <w:numId w:val="35"/>
+        </w:numPr>
+      </w:pPr>
+      <w:r>
+        <w:rPr>
+          <w:b/>
+          <w:bCs/>
+        </w:rPr>
+        <w:t xml:space="preserve">При помощи каких методов происходит добавление и вставка фрагмента в классе </w:t>
+      </w:r>
+      <w:proofErr w:type="spellStart"/>
+      <w:r>
+        <w:rPr>
+          <w:b/>
+          <w:bCs/>
+        </w:rPr>
+        <w:t>string</w:t>
+      </w:r>
+      <w:proofErr w:type="spellEnd"/>
+      <w:r>
+        <w:rPr>
+          <w:b/>
+          <w:bCs/>
+        </w:rPr>
+        <w:t xml:space="preserve">. Перечислите методы подсчета количества символов строке </w:t>
+      </w:r>
+      <w:proofErr w:type="spellStart"/>
+      <w:r>
+        <w:rPr>
+          <w:b/>
+          <w:bCs/>
+        </w:rPr>
+        <w:t>string</w:t>
+      </w:r>
+      <w:proofErr w:type="spellEnd"/>
+      <w:r>
+        <w:rPr>
+          <w:b/>
+          <w:bCs/>
+        </w:rPr>
+        <w:t>.</w:t>
+      </w:r>
+    </w:p>
+    <w:p>
+      <w:pPr>
+        <w:pStyle w:val="a"/>
+        <w:numPr>
+          <w:ilvl w:val="0"/>
+          <w:numId w:val="0"/>
+        </w:numPr>
+        <w:ind w:left="1416"/>
+      </w:pPr>
+      <w:proofErr w:type="spellStart"/>
+      <w:r>
+        <w:rPr>
+          <w:b/>
+          <w:bCs/>
+        </w:rPr>
+        <w:t>append</w:t>
+      </w:r>
+      <w:proofErr w:type="spellEnd"/>
+      <w:r>
+        <w:rPr>
+          <w:b/>
+          <w:bCs/>
+        </w:rPr>
+        <w:t>(</w:t>
+      </w:r>
+      <w:r>
+        <w:rPr>
+          <w:b/>
+          <w:bCs/>
+          <w:lang w:val="en-US"/>
+        </w:rPr>
+        <w:t>str</w:t>
+      </w:r>
+      <w:r>
+        <w:rPr>
+          <w:b/>
+          <w:bCs/>
+        </w:rPr>
+        <w:t>)</w:t>
+      </w:r>
+      <w:r>
+        <w:rPr>
+          <w:b/>
+          <w:bCs/>
+        </w:rPr>
+        <w:t xml:space="preserve">; </w:t>
+      </w:r>
+      <w:r>
+        <w:rPr>
+          <w:b/>
+          <w:bCs/>
+        </w:rPr>
+        <w:t>+=</w:t>
+      </w:r>
+      <w:r>
+        <w:rPr>
+          <w:b/>
+          <w:bCs/>
+        </w:rPr>
+        <w:t xml:space="preserve"> – </w:t>
+      </w:r>
+      <w:r>
+        <w:t>добавление в конец строки.</w:t>
+      </w:r>
+    </w:p>
+    <w:p>
+      <w:pPr>
+        <w:pStyle w:val="a"/>
+        <w:numPr>
+          <w:ilvl w:val="0"/>
+          <w:numId w:val="0"/>
+        </w:numPr>
+        <w:ind w:left="1416"/>
+      </w:pPr>
+      <w:r>
+        <w:rPr>
+          <w:b/>
+          <w:bCs/>
+          <w:lang w:val="en-US"/>
+        </w:rPr>
+        <w:t>insert</w:t>
+      </w:r>
+      <w:r>
+        <w:rPr>
+          <w:b/>
+          <w:bCs/>
+        </w:rPr>
+        <w:t>(</w:t>
+      </w:r>
+      <w:r>
+        <w:rPr>
+          <w:b/>
+          <w:bCs/>
+          <w:lang w:val="en-US"/>
+        </w:rPr>
+        <w:t>pos</w:t>
+      </w:r>
+      <w:r>
+        <w:rPr>
+          <w:b/>
+          <w:bCs/>
+        </w:rPr>
+        <w:t xml:space="preserve">, </w:t>
+      </w:r>
+      <w:r>
+        <w:rPr>
+          <w:b/>
+          <w:bCs/>
+          <w:lang w:val="en-US"/>
+        </w:rPr>
+        <w:t>str</w:t>
+      </w:r>
+      <w:r>
+        <w:rPr>
+          <w:b/>
+          <w:bCs/>
+        </w:rPr>
+        <w:t xml:space="preserve">) </w:t>
+      </w:r>
+      <w:r>
+        <w:t>– добавление в произвольное место строки.</w:t>
+      </w:r>
+    </w:p>
+    <w:p>
+      <w:pPr>
+        <w:pStyle w:val="a"/>
+        <w:numPr>
+          <w:ilvl w:val="0"/>
+          <w:numId w:val="0"/>
+        </w:numPr>
+        <w:ind w:left="1416"/>
+      </w:pPr>
+      <w:r>
+        <w:rPr>
+          <w:b/>
+          <w:bCs/>
+          <w:lang w:val="en-US"/>
+        </w:rPr>
+        <w:t>size</w:t>
+      </w:r>
+      <w:r>
+        <w:rPr>
+          <w:b/>
+          <w:bCs/>
+        </w:rPr>
+        <w:t>()</w:t>
+      </w:r>
+      <w:r>
+        <w:t xml:space="preserve">; </w:t>
+      </w:r>
+      <w:proofErr w:type="spellStart"/>
+      <w:r>
+        <w:rPr>
+          <w:b/>
+          <w:bCs/>
+          <w:lang w:val="en-US"/>
+        </w:rPr>
+        <w:t>len</w:t>
+      </w:r>
+      <w:proofErr w:type="spellEnd"/>
+      <w:r>
+        <w:rPr>
+          <w:b/>
+          <w:bCs/>
+        </w:rPr>
+        <w:t xml:space="preserve">() – </w:t>
+      </w:r>
+      <w:r>
+        <w:t>подсчёт количества элементов строки.</w:t>
+      </w:r>
+    </w:p>
+    <w:p>
+      <w:pPr>
+        <w:pStyle w:val="a"/>
+        <w:numPr>
+          <w:ilvl w:val="0"/>
+          <w:numId w:val="35"/>
+        </w:numPr>
+        <w:rPr>
+          <w:b/>
+          <w:bCs/>
+        </w:rPr>
+      </w:pPr>
+      <w:r>
+        <w:rPr>
+          <w:b/>
+          <w:bCs/>
+        </w:rPr>
+        <w:t>Приведите синтаксис поиска первого вхождение другой строки (подстроки) в заданную строку.</w:t>
+      </w:r>
+    </w:p>
+    <w:p>
+      <w:pPr>
+        <w:pStyle w:val="a"/>
+        <w:numPr>
+          <w:ilvl w:val="0"/>
+          <w:numId w:val="0"/>
+        </w:numPr>
+        <w:ind w:left="1143" w:firstLine="273"/>
+        <w:rPr>
+          <w:lang w:val="en-US"/>
+        </w:rPr>
+      </w:pPr>
+      <w:r>
+        <w:t>С</w:t>
+      </w:r>
+      <w:r>
+        <w:rPr>
+          <w:lang w:val="en-US"/>
+        </w:rPr>
+        <w:t xml:space="preserve"> </w:t>
+      </w:r>
+      <w:r>
+        <w:t>помощью</w:t>
+      </w:r>
+      <w:r>
+        <w:rPr>
+          <w:lang w:val="en-US"/>
+        </w:rPr>
+        <w:t xml:space="preserve"> </w:t>
+      </w:r>
+      <w:r>
+        <w:t>метода</w:t>
+      </w:r>
+      <w:r>
+        <w:rPr>
+          <w:lang w:val="en-US"/>
+        </w:rPr>
+        <w:t xml:space="preserve"> </w:t>
+      </w:r>
+      <w:r>
+        <w:rPr>
+          <w:b/>
+          <w:bCs/>
+          <w:lang w:val="en-US"/>
+        </w:rPr>
+        <w:t>find(</w:t>
+      </w:r>
+      <w:r>
+        <w:rPr>
+          <w:b/>
+          <w:bCs/>
+          <w:lang w:val="en-US"/>
+        </w:rPr>
+        <w:t>str</w:t>
+      </w:r>
+      <w:r>
+        <w:rPr>
+          <w:b/>
+          <w:bCs/>
+          <w:lang w:val="en-US"/>
+        </w:rPr>
+        <w:t>)</w:t>
+      </w:r>
+      <w:r>
+        <w:rPr>
+          <w:lang w:val="en-US"/>
+        </w:rPr>
+        <w:t xml:space="preserve">: </w:t>
+      </w:r>
+      <w:r>
+        <w:rPr>
+          <w:lang w:val="en-US"/>
+        </w:rPr>
+        <w:t xml:space="preserve">size_t pos = </w:t>
+      </w:r>
+      <w:proofErr w:type="spellStart"/>
+      <w:r>
+        <w:rPr>
+          <w:lang w:val="en-US"/>
+        </w:rPr>
+        <w:t>str.find</w:t>
+      </w:r>
+      <w:proofErr w:type="spellEnd"/>
+      <w:r>
+        <w:rPr>
+          <w:lang w:val="en-US"/>
+        </w:rPr>
+        <w:t>("</w:t>
+      </w:r>
+      <w:proofErr w:type="spellStart"/>
+      <w:r>
+        <w:rPr>
+          <w:lang w:val="en-US"/>
+        </w:rPr>
+        <w:t>abc</w:t>
+      </w:r>
+      <w:proofErr w:type="spellEnd"/>
+      <w:r>
+        <w:rPr>
+          <w:lang w:val="en-US"/>
+        </w:rPr>
+        <w:t>");</w:t>
       </w:r>
     </w:p>
     <w:p>
@@ -3432,7 +4285,22 @@
     </w:p>
     <w:p>
       <w:r>
-        <w:t xml:space="preserve">Я повторил основы работы с классами в языке </w:t>
+        <w:t xml:space="preserve">Я получил практические навыки разработки и отладки программ по обработке строк с использованием стандартной библиотеки шаблонов </w:t>
+      </w:r>
+      <w:r>
+        <w:t>(</w:t>
+      </w:r>
+      <w:r>
+        <w:rPr>
+          <w:lang w:val="en-US"/>
+        </w:rPr>
+        <w:t>STL</w:t>
+      </w:r>
+      <w:r>
+        <w:t>)</w:t>
+      </w:r>
+      <w:r>
+        <w:t xml:space="preserve"> на языке </w:t>
       </w:r>
       <w:r>
         <w:rPr>
@@ -3441,16 +4309,7 @@
         <w:t>C</w:t>
       </w:r>
       <w:r>
-        <w:t>++</w:t>
-      </w:r>
-      <w:r>
-        <w:t xml:space="preserve">, проверил навыки </w:t>
-      </w:r>
-      <w:r>
-        <w:t>использования языковых средств и способов динамического выделения памяти; организации форматного ввода и вывода</w:t>
-      </w:r>
-      <w:r>
-        <w:t>. Получил практические навыки разработки и отладки программ, использующих объекты класса и файловый ввод/вывод. Изучил различные реализации конструкторов и области их применения, а также аспекты перегрузки операций и работы с дружественными функциями.</w:t>
+        <w:t>++.</w:t>
       </w:r>
     </w:p>
     <w:sectPr>
@@ -3465,7 +4324,7 @@
 </file>
 
 <file path=word/endnotes.xml><?xml version="1.0" encoding="utf-8"?>
-<w:endnotes xmlns:wpc="http://schemas.microsoft.com/office/word/2010/wordprocessingCanvas" xmlns:mc="http://schemas.openxmlformats.org/markup-compatibility/2006" xmlns:o="urn:schemas-microsoft-com:office:office" xmlns:r="http://schemas.openxmlformats.org/officeDocument/2006/relationships" xmlns:m="http://schemas.openxmlformats.org/officeDocument/2006/math" xmlns:v="urn:schemas-microsoft-com:vml" xmlns:wp14="http://schemas.microsoft.com/office/word/2010/wordprocessingDrawing" xmlns:wp="http://schemas.openxmlformats.org/drawingml/2006/wordprocessingDrawing" xmlns:w10="urn:schemas-microsoft-com:office:word" xmlns:w="http://schemas.openxmlformats.org/wordprocessingml/2006/main" xmlns:w14="http://schemas.microsoft.com/office/word/2010/wordml" xmlns:w15="http://schemas.microsoft.com/office/word/2012/wordml" xmlns:wpg="http://schemas.microsoft.com/office/word/2010/wordprocessingGroup" xmlns:wpi="http://schemas.microsoft.com/office/word/2010/wordprocessingInk" xmlns:wne="http://schemas.microsoft.com/office/word/2006/wordml" xmlns:wps="http://schemas.microsoft.com/office/word/2010/wordprocessingShape" mc:Ignorable="w14 w15 wp14">
+<w:endnotes xmlns:wpc="http://schemas.microsoft.com/office/word/2010/wordprocessingCanvas" xmlns:cx="http://schemas.microsoft.com/office/drawing/2014/chartex" xmlns:cx1="http://schemas.microsoft.com/office/drawing/2015/9/8/chartex" xmlns:cx2="http://schemas.microsoft.com/office/drawing/2015/10/21/chartex" xmlns:cx3="http://schemas.microsoft.com/office/drawing/2016/5/9/chartex" xmlns:cx4="http://schemas.microsoft.com/office/drawing/2016/5/10/chartex" xmlns:cx5="http://schemas.microsoft.com/office/drawing/2016/5/11/chartex" xmlns:cx6="http://schemas.microsoft.com/office/drawing/2016/5/12/chartex" xmlns:cx7="http://schemas.microsoft.com/office/drawing/2016/5/13/chartex" xmlns:cx8="http://schemas.microsoft.com/office/drawing/2016/5/14/chartex" xmlns:mc="http://schemas.openxmlformats.org/markup-compatibility/2006" xmlns:aink="http://schemas.microsoft.com/office/drawing/2016/ink" xmlns:am3d="http://schemas.microsoft.com/office/drawing/2017/model3d" xmlns:o="urn:schemas-microsoft-com:office:office" xmlns:oel="http://schemas.microsoft.com/office/2019/extlst" xmlns:r="http://schemas.openxmlformats.org/officeDocument/2006/relationships" xmlns:m="http://schemas.openxmlformats.org/officeDocument/2006/math" xmlns:v="urn:schemas-microsoft-com:vml" xmlns:wp14="http://schemas.microsoft.com/office/word/2010/wordprocessingDrawing" xmlns:wp="http://schemas.openxmlformats.org/drawingml/2006/wordprocessingDrawing" xmlns:w10="urn:schemas-microsoft-com:office:word" xmlns:w="http://schemas.openxmlformats.org/wordprocessingml/2006/main" xmlns:w14="http://schemas.microsoft.com/office/word/2010/wordml" xmlns:w15="http://schemas.microsoft.com/office/word/2012/wordml" xmlns:w16cex="http://schemas.microsoft.com/office/word/2018/wordml/cex" xmlns:w16cid="http://schemas.microsoft.com/office/word/2016/wordml/cid" xmlns:w16="http://schemas.microsoft.com/office/word/2018/wordml" xmlns:w16du="http://schemas.microsoft.com/office/word/2023/wordml/word16du" xmlns:w16sdtdh="http://schemas.microsoft.com/office/word/2020/wordml/sdtdatahash" xmlns:w16sdtfl="http://schemas.microsoft.com/office/word/2024/wordml/sdtformatlock" xmlns:w16se="http://schemas.microsoft.com/office/word/2015/wordml/symex" xmlns:wpg="http://schemas.microsoft.com/office/word/2010/wordprocessingGroup" xmlns:wpi="http://schemas.microsoft.com/office/word/2010/wordprocessingInk" xmlns:wne="http://schemas.microsoft.com/office/word/2006/wordml" xmlns:wps="http://schemas.microsoft.com/office/word/2010/wordprocessingShape" mc:Ignorable="w14 w15 w16se w16cid w16 w16cex w16sdtdh w16sdtfl w16du wp14">
   <w:endnote w:type="separator" w:id="-1">
     <w:p>
       <w:r>
@@ -3484,7 +4343,7 @@
 </file>
 
 <file path=word/footer1.xml><?xml version="1.0" encoding="utf-8"?>
-<w:ftr xmlns:wpc="http://schemas.microsoft.com/office/word/2010/wordprocessingCanvas" xmlns:mc="http://schemas.openxmlformats.org/markup-compatibility/2006" xmlns:o="urn:schemas-microsoft-com:office:office" xmlns:r="http://schemas.openxmlformats.org/officeDocument/2006/relationships" xmlns:m="http://schemas.openxmlformats.org/officeDocument/2006/math" xmlns:v="urn:schemas-microsoft-com:vml" xmlns:wp14="http://schemas.microsoft.com/office/word/2010/wordprocessingDrawing" xmlns:wp="http://schemas.openxmlformats.org/drawingml/2006/wordprocessingDrawing" xmlns:w10="urn:schemas-microsoft-com:office:word" xmlns:w="http://schemas.openxmlformats.org/wordprocessingml/2006/main" xmlns:w14="http://schemas.microsoft.com/office/word/2010/wordml" xmlns:w15="http://schemas.microsoft.com/office/word/2012/wordml" xmlns:wpg="http://schemas.microsoft.com/office/word/2010/wordprocessingGroup" xmlns:wpi="http://schemas.microsoft.com/office/word/2010/wordprocessingInk" xmlns:wne="http://schemas.microsoft.com/office/word/2006/wordml" xmlns:wps="http://schemas.microsoft.com/office/word/2010/wordprocessingShape" mc:Ignorable="w14 w15 wp14">
+<w:ftr xmlns:wpc="http://schemas.microsoft.com/office/word/2010/wordprocessingCanvas" xmlns:cx="http://schemas.microsoft.com/office/drawing/2014/chartex" xmlns:cx1="http://schemas.microsoft.com/office/drawing/2015/9/8/chartex" xmlns:cx2="http://schemas.microsoft.com/office/drawing/2015/10/21/chartex" xmlns:cx3="http://schemas.microsoft.com/office/drawing/2016/5/9/chartex" xmlns:cx4="http://schemas.microsoft.com/office/drawing/2016/5/10/chartex" xmlns:cx5="http://schemas.microsoft.com/office/drawing/2016/5/11/chartex" xmlns:cx6="http://schemas.microsoft.com/office/drawing/2016/5/12/chartex" xmlns:cx7="http://schemas.microsoft.com/office/drawing/2016/5/13/chartex" xmlns:cx8="http://schemas.microsoft.com/office/drawing/2016/5/14/chartex" xmlns:mc="http://schemas.openxmlformats.org/markup-compatibility/2006" xmlns:aink="http://schemas.microsoft.com/office/drawing/2016/ink" xmlns:am3d="http://schemas.microsoft.com/office/drawing/2017/model3d" xmlns:o="urn:schemas-microsoft-com:office:office" xmlns:oel="http://schemas.microsoft.com/office/2019/extlst" xmlns:r="http://schemas.openxmlformats.org/officeDocument/2006/relationships" xmlns:m="http://schemas.openxmlformats.org/officeDocument/2006/math" xmlns:v="urn:schemas-microsoft-com:vml" xmlns:wp14="http://schemas.microsoft.com/office/word/2010/wordprocessingDrawing" xmlns:wp="http://schemas.openxmlformats.org/drawingml/2006/wordprocessingDrawing" xmlns:w10="urn:schemas-microsoft-com:office:word" xmlns:w="http://schemas.openxmlformats.org/wordprocessingml/2006/main" xmlns:w14="http://schemas.microsoft.com/office/word/2010/wordml" xmlns:w15="http://schemas.microsoft.com/office/word/2012/wordml" xmlns:w16cex="http://schemas.microsoft.com/office/word/2018/wordml/cex" xmlns:w16cid="http://schemas.microsoft.com/office/word/2016/wordml/cid" xmlns:w16="http://schemas.microsoft.com/office/word/2018/wordml" xmlns:w16du="http://schemas.microsoft.com/office/word/2023/wordml/word16du" xmlns:w16sdtdh="http://schemas.microsoft.com/office/word/2020/wordml/sdtdatahash" xmlns:w16sdtfl="http://schemas.microsoft.com/office/word/2024/wordml/sdtformatlock" xmlns:w16se="http://schemas.microsoft.com/office/word/2015/wordml/symex" xmlns:wpg="http://schemas.microsoft.com/office/word/2010/wordprocessingGroup" xmlns:wpi="http://schemas.microsoft.com/office/word/2010/wordprocessingInk" xmlns:wne="http://schemas.microsoft.com/office/word/2006/wordml" xmlns:wps="http://schemas.microsoft.com/office/word/2010/wordprocessingShape" mc:Ignorable="w14 w15 w16se w16cid w16 w16cex w16sdtdh w16sdtfl w16du wp14">
   <w:p>
     <w:pPr>
       <w:pStyle w:val="aff1"/>
@@ -3535,7 +4394,7 @@
 </file>
 
 <file path=word/footer2.xml><?xml version="1.0" encoding="utf-8"?>
-<w:ftr xmlns:wpc="http://schemas.microsoft.com/office/word/2010/wordprocessingCanvas" xmlns:mc="http://schemas.openxmlformats.org/markup-compatibility/2006" xmlns:o="urn:schemas-microsoft-com:office:office" xmlns:r="http://schemas.openxmlformats.org/officeDocument/2006/relationships" xmlns:m="http://schemas.openxmlformats.org/officeDocument/2006/math" xmlns:v="urn:schemas-microsoft-com:vml" xmlns:wp14="http://schemas.microsoft.com/office/word/2010/wordprocessingDrawing" xmlns:wp="http://schemas.openxmlformats.org/drawingml/2006/wordprocessingDrawing" xmlns:w10="urn:schemas-microsoft-com:office:word" xmlns:w="http://schemas.openxmlformats.org/wordprocessingml/2006/main" xmlns:w14="http://schemas.microsoft.com/office/word/2010/wordml" xmlns:w15="http://schemas.microsoft.com/office/word/2012/wordml" xmlns:wpg="http://schemas.microsoft.com/office/word/2010/wordprocessingGroup" xmlns:wpi="http://schemas.microsoft.com/office/word/2010/wordprocessingInk" xmlns:wne="http://schemas.microsoft.com/office/word/2006/wordml" xmlns:wps="http://schemas.microsoft.com/office/word/2010/wordprocessingShape" mc:Ignorable="w14 w15 wp14">
+<w:ftr xmlns:wpc="http://schemas.microsoft.com/office/word/2010/wordprocessingCanvas" xmlns:cx="http://schemas.microsoft.com/office/drawing/2014/chartex" xmlns:cx1="http://schemas.microsoft.com/office/drawing/2015/9/8/chartex" xmlns:cx2="http://schemas.microsoft.com/office/drawing/2015/10/21/chartex" xmlns:cx3="http://schemas.microsoft.com/office/drawing/2016/5/9/chartex" xmlns:cx4="http://schemas.microsoft.com/office/drawing/2016/5/10/chartex" xmlns:cx5="http://schemas.microsoft.com/office/drawing/2016/5/11/chartex" xmlns:cx6="http://schemas.microsoft.com/office/drawing/2016/5/12/chartex" xmlns:cx7="http://schemas.microsoft.com/office/drawing/2016/5/13/chartex" xmlns:cx8="http://schemas.microsoft.com/office/drawing/2016/5/14/chartex" xmlns:mc="http://schemas.openxmlformats.org/markup-compatibility/2006" xmlns:aink="http://schemas.microsoft.com/office/drawing/2016/ink" xmlns:am3d="http://schemas.microsoft.com/office/drawing/2017/model3d" xmlns:o="urn:schemas-microsoft-com:office:office" xmlns:oel="http://schemas.microsoft.com/office/2019/extlst" xmlns:r="http://schemas.openxmlformats.org/officeDocument/2006/relationships" xmlns:m="http://schemas.openxmlformats.org/officeDocument/2006/math" xmlns:v="urn:schemas-microsoft-com:vml" xmlns:wp14="http://schemas.microsoft.com/office/word/2010/wordprocessingDrawing" xmlns:wp="http://schemas.openxmlformats.org/drawingml/2006/wordprocessingDrawing" xmlns:w10="urn:schemas-microsoft-com:office:word" xmlns:w="http://schemas.openxmlformats.org/wordprocessingml/2006/main" xmlns:w14="http://schemas.microsoft.com/office/word/2010/wordml" xmlns:w15="http://schemas.microsoft.com/office/word/2012/wordml" xmlns:w16cex="http://schemas.microsoft.com/office/word/2018/wordml/cex" xmlns:w16cid="http://schemas.microsoft.com/office/word/2016/wordml/cid" xmlns:w16="http://schemas.microsoft.com/office/word/2018/wordml" xmlns:w16du="http://schemas.microsoft.com/office/word/2023/wordml/word16du" xmlns:w16sdtdh="http://schemas.microsoft.com/office/word/2020/wordml/sdtdatahash" xmlns:w16sdtfl="http://schemas.microsoft.com/office/word/2024/wordml/sdtformatlock" xmlns:w16se="http://schemas.microsoft.com/office/word/2015/wordml/symex" xmlns:wpg="http://schemas.microsoft.com/office/word/2010/wordprocessingGroup" xmlns:wpi="http://schemas.microsoft.com/office/word/2010/wordprocessingInk" xmlns:wne="http://schemas.microsoft.com/office/word/2006/wordml" xmlns:wps="http://schemas.microsoft.com/office/word/2010/wordprocessingShape" mc:Ignorable="w14 w15 w16se w16cid w16 w16cex w16sdtdh w16sdtfl w16du wp14">
   <w:p>
     <w:pPr>
       <w:pStyle w:val="aff1"/>
@@ -3564,7 +4423,7 @@
 </file>
 
 <file path=word/footnotes.xml><?xml version="1.0" encoding="utf-8"?>
-<w:footnotes xmlns:wpc="http://schemas.microsoft.com/office/word/2010/wordprocessingCanvas" xmlns:mc="http://schemas.openxmlformats.org/markup-compatibility/2006" xmlns:o="urn:schemas-microsoft-com:office:office" xmlns:r="http://schemas.openxmlformats.org/officeDocument/2006/relationships" xmlns:m="http://schemas.openxmlformats.org/officeDocument/2006/math" xmlns:v="urn:schemas-microsoft-com:vml" xmlns:wp14="http://schemas.microsoft.com/office/word/2010/wordprocessingDrawing" xmlns:wp="http://schemas.openxmlformats.org/drawingml/2006/wordprocessingDrawing" xmlns:w10="urn:schemas-microsoft-com:office:word" xmlns:w="http://schemas.openxmlformats.org/wordprocessingml/2006/main" xmlns:w14="http://schemas.microsoft.com/office/word/2010/wordml" xmlns:w15="http://schemas.microsoft.com/office/word/2012/wordml" xmlns:wpg="http://schemas.microsoft.com/office/word/2010/wordprocessingGroup" xmlns:wpi="http://schemas.microsoft.com/office/word/2010/wordprocessingInk" xmlns:wne="http://schemas.microsoft.com/office/word/2006/wordml" xmlns:wps="http://schemas.microsoft.com/office/word/2010/wordprocessingShape" mc:Ignorable="w14 w15 wp14">
+<w:footnotes xmlns:wpc="http://schemas.microsoft.com/office/word/2010/wordprocessingCanvas" xmlns:cx="http://schemas.microsoft.com/office/drawing/2014/chartex" xmlns:cx1="http://schemas.microsoft.com/office/drawing/2015/9/8/chartex" xmlns:cx2="http://schemas.microsoft.com/office/drawing/2015/10/21/chartex" xmlns:cx3="http://schemas.microsoft.com/office/drawing/2016/5/9/chartex" xmlns:cx4="http://schemas.microsoft.com/office/drawing/2016/5/10/chartex" xmlns:cx5="http://schemas.microsoft.com/office/drawing/2016/5/11/chartex" xmlns:cx6="http://schemas.microsoft.com/office/drawing/2016/5/12/chartex" xmlns:cx7="http://schemas.microsoft.com/office/drawing/2016/5/13/chartex" xmlns:cx8="http://schemas.microsoft.com/office/drawing/2016/5/14/chartex" xmlns:mc="http://schemas.openxmlformats.org/markup-compatibility/2006" xmlns:aink="http://schemas.microsoft.com/office/drawing/2016/ink" xmlns:am3d="http://schemas.microsoft.com/office/drawing/2017/model3d" xmlns:o="urn:schemas-microsoft-com:office:office" xmlns:oel="http://schemas.microsoft.com/office/2019/extlst" xmlns:r="http://schemas.openxmlformats.org/officeDocument/2006/relationships" xmlns:m="http://schemas.openxmlformats.org/officeDocument/2006/math" xmlns:v="urn:schemas-microsoft-com:vml" xmlns:wp14="http://schemas.microsoft.com/office/word/2010/wordprocessingDrawing" xmlns:wp="http://schemas.openxmlformats.org/drawingml/2006/wordprocessingDrawing" xmlns:w10="urn:schemas-microsoft-com:office:word" xmlns:w="http://schemas.openxmlformats.org/wordprocessingml/2006/main" xmlns:w14="http://schemas.microsoft.com/office/word/2010/wordml" xmlns:w15="http://schemas.microsoft.com/office/word/2012/wordml" xmlns:w16cex="http://schemas.microsoft.com/office/word/2018/wordml/cex" xmlns:w16cid="http://schemas.microsoft.com/office/word/2016/wordml/cid" xmlns:w16="http://schemas.microsoft.com/office/word/2018/wordml" xmlns:w16du="http://schemas.microsoft.com/office/word/2023/wordml/word16du" xmlns:w16sdtdh="http://schemas.microsoft.com/office/word/2020/wordml/sdtdatahash" xmlns:w16sdtfl="http://schemas.microsoft.com/office/word/2024/wordml/sdtformatlock" xmlns:w16se="http://schemas.microsoft.com/office/word/2015/wordml/symex" xmlns:wpg="http://schemas.microsoft.com/office/word/2010/wordprocessingGroup" xmlns:wpi="http://schemas.microsoft.com/office/word/2010/wordprocessingInk" xmlns:wne="http://schemas.microsoft.com/office/word/2006/wordml" xmlns:wps="http://schemas.microsoft.com/office/word/2010/wordprocessingShape" mc:Ignorable="w14 w15 w16se w16cid w16 w16cex w16sdtdh w16sdtfl w16du wp14">
   <w:footnote w:type="separator" w:id="-1">
     <w:p>
       <w:r>
@@ -3583,8 +4442,8 @@
 </file>
 
 <file path=word/numbering.xml><?xml version="1.0" encoding="utf-8"?>
-<w:numbering xmlns:wpc="http://schemas.microsoft.com/office/word/2010/wordprocessingCanvas" xmlns:mc="http://schemas.openxmlformats.org/markup-compatibility/2006" xmlns:o="urn:schemas-microsoft-com:office:office" xmlns:r="http://schemas.openxmlformats.org/officeDocument/2006/relationships" xmlns:m="http://schemas.openxmlformats.org/officeDocument/2006/math" xmlns:v="urn:schemas-microsoft-com:vml" xmlns:wp14="http://schemas.microsoft.com/office/word/2010/wordprocessingDrawing" xmlns:wp="http://schemas.openxmlformats.org/drawingml/2006/wordprocessingDrawing" xmlns:w10="urn:schemas-microsoft-com:office:word" xmlns:w="http://schemas.openxmlformats.org/wordprocessingml/2006/main" xmlns:w14="http://schemas.microsoft.com/office/word/2010/wordml" xmlns:w15="http://schemas.microsoft.com/office/word/2012/wordml" xmlns:wpg="http://schemas.microsoft.com/office/word/2010/wordprocessingGroup" xmlns:wpi="http://schemas.microsoft.com/office/word/2010/wordprocessingInk" xmlns:wne="http://schemas.microsoft.com/office/word/2006/wordml" xmlns:wps="http://schemas.microsoft.com/office/word/2010/wordprocessingShape" mc:Ignorable="w14 w15 wp14">
-  <w:abstractNum w:abstractNumId="0">
+<w:numbering xmlns:wpc="http://schemas.microsoft.com/office/word/2010/wordprocessingCanvas" xmlns:cx="http://schemas.microsoft.com/office/drawing/2014/chartex" xmlns:cx1="http://schemas.microsoft.com/office/drawing/2015/9/8/chartex" xmlns:cx2="http://schemas.microsoft.com/office/drawing/2015/10/21/chartex" xmlns:cx3="http://schemas.microsoft.com/office/drawing/2016/5/9/chartex" xmlns:cx4="http://schemas.microsoft.com/office/drawing/2016/5/10/chartex" xmlns:cx5="http://schemas.microsoft.com/office/drawing/2016/5/11/chartex" xmlns:cx6="http://schemas.microsoft.com/office/drawing/2016/5/12/chartex" xmlns:cx7="http://schemas.microsoft.com/office/drawing/2016/5/13/chartex" xmlns:cx8="http://schemas.microsoft.com/office/drawing/2016/5/14/chartex" xmlns:mc="http://schemas.openxmlformats.org/markup-compatibility/2006" xmlns:aink="http://schemas.microsoft.com/office/drawing/2016/ink" xmlns:am3d="http://schemas.microsoft.com/office/drawing/2017/model3d" xmlns:o="urn:schemas-microsoft-com:office:office" xmlns:oel="http://schemas.microsoft.com/office/2019/extlst" xmlns:r="http://schemas.openxmlformats.org/officeDocument/2006/relationships" xmlns:m="http://schemas.openxmlformats.org/officeDocument/2006/math" xmlns:v="urn:schemas-microsoft-com:vml" xmlns:wp14="http://schemas.microsoft.com/office/word/2010/wordprocessingDrawing" xmlns:wp="http://schemas.openxmlformats.org/drawingml/2006/wordprocessingDrawing" xmlns:w10="urn:schemas-microsoft-com:office:word" xmlns:w="http://schemas.openxmlformats.org/wordprocessingml/2006/main" xmlns:w14="http://schemas.microsoft.com/office/word/2010/wordml" xmlns:w15="http://schemas.microsoft.com/office/word/2012/wordml" xmlns:w16cex="http://schemas.microsoft.com/office/word/2018/wordml/cex" xmlns:w16cid="http://schemas.microsoft.com/office/word/2016/wordml/cid" xmlns:w16="http://schemas.microsoft.com/office/word/2018/wordml" xmlns:w16du="http://schemas.microsoft.com/office/word/2023/wordml/word16du" xmlns:w16sdtdh="http://schemas.microsoft.com/office/word/2020/wordml/sdtdatahash" xmlns:w16sdtfl="http://schemas.microsoft.com/office/word/2024/wordml/sdtformatlock" xmlns:w16se="http://schemas.microsoft.com/office/word/2015/wordml/symex" xmlns:wpg="http://schemas.microsoft.com/office/word/2010/wordprocessingGroup" xmlns:wpi="http://schemas.microsoft.com/office/word/2010/wordprocessingInk" xmlns:wne="http://schemas.microsoft.com/office/word/2006/wordml" xmlns:wps="http://schemas.microsoft.com/office/word/2010/wordprocessingShape" mc:Ignorable="w14 w15 w16se w16cid w16 w16cex w16sdtdh w16sdtfl w16du wp14">
+  <w:abstractNum w:abstractNumId="0" w15:restartNumberingAfterBreak="0">
     <w:nsid w:val="01432263"/>
     <w:multiLevelType w:val="hybridMultilevel"/>
     <w:tmpl w:val="4DEA9F98"/>
@@ -3699,7 +4558,93 @@
       </w:rPr>
     </w:lvl>
   </w:abstractNum>
-  <w:abstractNum w:abstractNumId="1">
+  <w:abstractNum w:abstractNumId="1" w15:restartNumberingAfterBreak="0">
+    <w:nsid w:val="0F8A55D8"/>
+    <w:multiLevelType w:val="hybridMultilevel"/>
+    <w:tmpl w:val="E0CEFE28"/>
+    <w:lvl w:ilvl="0" w:tplc="0419000F">
+      <w:start w:val="1"/>
+      <w:numFmt w:val="decimal"/>
+      <w:lvlText w:val="%1."/>
+      <w:lvlJc w:val="left"/>
+      <w:pPr>
+        <w:ind w:left="720" w:hanging="360"/>
+      </w:pPr>
+    </w:lvl>
+    <w:lvl w:ilvl="1" w:tplc="04190019">
+      <w:start w:val="1"/>
+      <w:numFmt w:val="lowerLetter"/>
+      <w:lvlText w:val="%2."/>
+      <w:lvlJc w:val="left"/>
+      <w:pPr>
+        <w:ind w:left="1440" w:hanging="360"/>
+      </w:pPr>
+    </w:lvl>
+    <w:lvl w:ilvl="2" w:tplc="0419001B" w:tentative="1">
+      <w:start w:val="1"/>
+      <w:numFmt w:val="lowerRoman"/>
+      <w:lvlText w:val="%3."/>
+      <w:lvlJc w:val="right"/>
+      <w:pPr>
+        <w:ind w:left="2160" w:hanging="180"/>
+      </w:pPr>
+    </w:lvl>
+    <w:lvl w:ilvl="3" w:tplc="0419000F" w:tentative="1">
+      <w:start w:val="1"/>
+      <w:numFmt w:val="decimal"/>
+      <w:lvlText w:val="%4."/>
+      <w:lvlJc w:val="left"/>
+      <w:pPr>
+        <w:ind w:left="2880" w:hanging="360"/>
+      </w:pPr>
+    </w:lvl>
+    <w:lvl w:ilvl="4" w:tplc="04190019" w:tentative="1">
+      <w:start w:val="1"/>
+      <w:numFmt w:val="lowerLetter"/>
+      <w:lvlText w:val="%5."/>
+      <w:lvlJc w:val="left"/>
+      <w:pPr>
+        <w:ind w:left="3600" w:hanging="360"/>
+      </w:pPr>
+    </w:lvl>
+    <w:lvl w:ilvl="5" w:tplc="0419001B" w:tentative="1">
+      <w:start w:val="1"/>
+      <w:numFmt w:val="lowerRoman"/>
+      <w:lvlText w:val="%6."/>
+      <w:lvlJc w:val="right"/>
+      <w:pPr>
+        <w:ind w:left="4320" w:hanging="180"/>
+      </w:pPr>
+    </w:lvl>
+    <w:lvl w:ilvl="6" w:tplc="0419000F" w:tentative="1">
+      <w:start w:val="1"/>
+      <w:numFmt w:val="decimal"/>
+      <w:lvlText w:val="%7."/>
+      <w:lvlJc w:val="left"/>
+      <w:pPr>
+        <w:ind w:left="5040" w:hanging="360"/>
+      </w:pPr>
+    </w:lvl>
+    <w:lvl w:ilvl="7" w:tplc="04190019" w:tentative="1">
+      <w:start w:val="1"/>
+      <w:numFmt w:val="lowerLetter"/>
+      <w:lvlText w:val="%8."/>
+      <w:lvlJc w:val="left"/>
+      <w:pPr>
+        <w:ind w:left="5760" w:hanging="360"/>
+      </w:pPr>
+    </w:lvl>
+    <w:lvl w:ilvl="8" w:tplc="0419001B" w:tentative="1">
+      <w:start w:val="1"/>
+      <w:numFmt w:val="lowerRoman"/>
+      <w:lvlText w:val="%9."/>
+      <w:lvlJc w:val="right"/>
+      <w:pPr>
+        <w:ind w:left="6480" w:hanging="180"/>
+      </w:pPr>
+    </w:lvl>
+  </w:abstractNum>
+  <w:abstractNum w:abstractNumId="2" w15:restartNumberingAfterBreak="0">
     <w:nsid w:val="196570CE"/>
     <w:multiLevelType w:val="multilevel"/>
     <w:tmpl w:val="424A60C8"/>
@@ -3815,7 +4760,7 @@
       </w:pPr>
     </w:lvl>
   </w:abstractNum>
-  <w:abstractNum w:abstractNumId="2">
+  <w:abstractNum w:abstractNumId="3" w15:restartNumberingAfterBreak="0">
     <w:nsid w:val="1C3E27C6"/>
     <w:multiLevelType w:val="hybridMultilevel"/>
     <w:tmpl w:val="13DA117E"/>
@@ -3928,7 +4873,7 @@
       </w:rPr>
     </w:lvl>
   </w:abstractNum>
-  <w:abstractNum w:abstractNumId="3">
+  <w:abstractNum w:abstractNumId="4" w15:restartNumberingAfterBreak="0">
     <w:nsid w:val="1D1A2D99"/>
     <w:multiLevelType w:val="hybridMultilevel"/>
     <w:tmpl w:val="192AC8BE"/>
@@ -4041,7 +4986,7 @@
       </w:rPr>
     </w:lvl>
   </w:abstractNum>
-  <w:abstractNum w:abstractNumId="4">
+  <w:abstractNum w:abstractNumId="5" w15:restartNumberingAfterBreak="0">
     <w:nsid w:val="1EC940C4"/>
     <w:multiLevelType w:val="multilevel"/>
     <w:tmpl w:val="DD523626"/>
@@ -4190,7 +5135,7 @@
       </w:rPr>
     </w:lvl>
   </w:abstractNum>
-  <w:abstractNum w:abstractNumId="5">
+  <w:abstractNum w:abstractNumId="6" w15:restartNumberingAfterBreak="0">
     <w:nsid w:val="234306EF"/>
     <w:multiLevelType w:val="multilevel"/>
     <w:tmpl w:val="98CC6CFE"/>
@@ -4310,7 +5255,7 @@
       </w:pPr>
     </w:lvl>
   </w:abstractNum>
-  <w:abstractNum w:abstractNumId="6">
+  <w:abstractNum w:abstractNumId="7" w15:restartNumberingAfterBreak="0">
     <w:nsid w:val="26D60A78"/>
     <w:multiLevelType w:val="multilevel"/>
     <w:tmpl w:val="94308E00"/>
@@ -4427,7 +5372,124 @@
       </w:pPr>
     </w:lvl>
   </w:abstractNum>
-  <w:abstractNum w:abstractNumId="7">
+  <w:abstractNum w:abstractNumId="8" w15:restartNumberingAfterBreak="0">
+    <w:nsid w:val="35891281"/>
+    <w:multiLevelType w:val="multilevel"/>
+    <w:tmpl w:val="0EF8C376"/>
+    <w:lvl w:ilvl="0">
+      <w:start w:val="1"/>
+      <w:numFmt w:val="decimal"/>
+      <w:lvlText w:val="%1."/>
+      <w:lvlJc w:val="left"/>
+      <w:pPr>
+        <w:tabs>
+          <w:tab w:val="num" w:pos="720"/>
+        </w:tabs>
+        <w:ind w:left="720" w:hanging="360"/>
+      </w:pPr>
+    </w:lvl>
+    <w:lvl w:ilvl="1">
+      <w:start w:val="1"/>
+      <w:numFmt w:val="bullet"/>
+      <w:lvlText w:val=""/>
+      <w:lvlJc w:val="left"/>
+      <w:pPr>
+        <w:tabs>
+          <w:tab w:val="num" w:pos="1440"/>
+        </w:tabs>
+        <w:ind w:left="1440" w:hanging="360"/>
+      </w:pPr>
+      <w:rPr>
+        <w:rFonts w:ascii="Symbol" w:hAnsi="Symbol" w:hint="default"/>
+        <w:sz w:val="20"/>
+      </w:rPr>
+    </w:lvl>
+    <w:lvl w:ilvl="2" w:tentative="1">
+      <w:start w:val="1"/>
+      <w:numFmt w:val="decimal"/>
+      <w:lvlText w:val="%3."/>
+      <w:lvlJc w:val="left"/>
+      <w:pPr>
+        <w:tabs>
+          <w:tab w:val="num" w:pos="2160"/>
+        </w:tabs>
+        <w:ind w:left="2160" w:hanging="360"/>
+      </w:pPr>
+    </w:lvl>
+    <w:lvl w:ilvl="3" w:tentative="1">
+      <w:start w:val="1"/>
+      <w:numFmt w:val="decimal"/>
+      <w:lvlText w:val="%4."/>
+      <w:lvlJc w:val="left"/>
+      <w:pPr>
+        <w:tabs>
+          <w:tab w:val="num" w:pos="2880"/>
+        </w:tabs>
+        <w:ind w:left="2880" w:hanging="360"/>
+      </w:pPr>
+    </w:lvl>
+    <w:lvl w:ilvl="4" w:tentative="1">
+      <w:start w:val="1"/>
+      <w:numFmt w:val="decimal"/>
+      <w:lvlText w:val="%5."/>
+      <w:lvlJc w:val="left"/>
+      <w:pPr>
+        <w:tabs>
+          <w:tab w:val="num" w:pos="3600"/>
+        </w:tabs>
+        <w:ind w:left="3600" w:hanging="360"/>
+      </w:pPr>
+    </w:lvl>
+    <w:lvl w:ilvl="5" w:tentative="1">
+      <w:start w:val="1"/>
+      <w:numFmt w:val="decimal"/>
+      <w:lvlText w:val="%6."/>
+      <w:lvlJc w:val="left"/>
+      <w:pPr>
+        <w:tabs>
+          <w:tab w:val="num" w:pos="4320"/>
+        </w:tabs>
+        <w:ind w:left="4320" w:hanging="360"/>
+      </w:pPr>
+    </w:lvl>
+    <w:lvl w:ilvl="6" w:tentative="1">
+      <w:start w:val="1"/>
+      <w:numFmt w:val="decimal"/>
+      <w:lvlText w:val="%7."/>
+      <w:lvlJc w:val="left"/>
+      <w:pPr>
+        <w:tabs>
+          <w:tab w:val="num" w:pos="5040"/>
+        </w:tabs>
+        <w:ind w:left="5040" w:hanging="360"/>
+      </w:pPr>
+    </w:lvl>
+    <w:lvl w:ilvl="7" w:tentative="1">
+      <w:start w:val="1"/>
+      <w:numFmt w:val="decimal"/>
+      <w:lvlText w:val="%8."/>
+      <w:lvlJc w:val="left"/>
+      <w:pPr>
+        <w:tabs>
+          <w:tab w:val="num" w:pos="5760"/>
+        </w:tabs>
+        <w:ind w:left="5760" w:hanging="360"/>
+      </w:pPr>
+    </w:lvl>
+    <w:lvl w:ilvl="8" w:tentative="1">
+      <w:start w:val="1"/>
+      <w:numFmt w:val="decimal"/>
+      <w:lvlText w:val="%9."/>
+      <w:lvlJc w:val="left"/>
+      <w:pPr>
+        <w:tabs>
+          <w:tab w:val="num" w:pos="6480"/>
+        </w:tabs>
+        <w:ind w:left="6480" w:hanging="360"/>
+      </w:pPr>
+    </w:lvl>
+  </w:abstractNum>
+  <w:abstractNum w:abstractNumId="9" w15:restartNumberingAfterBreak="0">
     <w:nsid w:val="3A6D1C67"/>
     <w:multiLevelType w:val="hybridMultilevel"/>
     <w:tmpl w:val="2884C3DA"/>
@@ -4516,7 +5578,7 @@
       </w:pPr>
     </w:lvl>
   </w:abstractNum>
-  <w:abstractNum w:abstractNumId="8">
+  <w:abstractNum w:abstractNumId="10" w15:restartNumberingAfterBreak="0">
     <w:nsid w:val="3DE00378"/>
     <w:multiLevelType w:val="hybridMultilevel"/>
     <w:tmpl w:val="73AE4A6A"/>
@@ -4629,7 +5691,7 @@
       </w:rPr>
     </w:lvl>
   </w:abstractNum>
-  <w:abstractNum w:abstractNumId="9">
+  <w:abstractNum w:abstractNumId="11" w15:restartNumberingAfterBreak="0">
     <w:nsid w:val="3FF01D5B"/>
     <w:multiLevelType w:val="multilevel"/>
     <w:tmpl w:val="40A2D4A8"/>
@@ -4749,7 +5811,7 @@
       </w:pPr>
     </w:lvl>
   </w:abstractNum>
-  <w:abstractNum w:abstractNumId="10">
+  <w:abstractNum w:abstractNumId="12" w15:restartNumberingAfterBreak="0">
     <w:nsid w:val="44B2225A"/>
     <w:multiLevelType w:val="hybridMultilevel"/>
     <w:tmpl w:val="27AEAE8E"/>
@@ -4862,7 +5924,7 @@
       </w:rPr>
     </w:lvl>
   </w:abstractNum>
-  <w:abstractNum w:abstractNumId="11">
+  <w:abstractNum w:abstractNumId="13" w15:restartNumberingAfterBreak="0">
     <w:nsid w:val="46D352B5"/>
     <w:multiLevelType w:val="multilevel"/>
     <w:tmpl w:val="98CC6CFE"/>
@@ -4982,7 +6044,96 @@
       </w:pPr>
     </w:lvl>
   </w:abstractNum>
-  <w:abstractNum w:abstractNumId="12">
+  <w:abstractNum w:abstractNumId="14" w15:restartNumberingAfterBreak="0">
+    <w:nsid w:val="48CA25AA"/>
+    <w:multiLevelType w:val="hybridMultilevel"/>
+    <w:tmpl w:val="EE6407D2"/>
+    <w:lvl w:ilvl="0" w:tplc="03703CE2">
+      <w:start w:val="1"/>
+      <w:numFmt w:val="decimal"/>
+      <w:lvlText w:val="%1."/>
+      <w:lvlJc w:val="left"/>
+      <w:pPr>
+        <w:ind w:left="1515" w:hanging="435"/>
+      </w:pPr>
+      <w:rPr>
+        <w:rFonts w:hint="default"/>
+      </w:rPr>
+    </w:lvl>
+    <w:lvl w:ilvl="1" w:tplc="04190019" w:tentative="1">
+      <w:start w:val="1"/>
+      <w:numFmt w:val="lowerLetter"/>
+      <w:lvlText w:val="%2."/>
+      <w:lvlJc w:val="left"/>
+      <w:pPr>
+        <w:ind w:left="2160" w:hanging="360"/>
+      </w:pPr>
+    </w:lvl>
+    <w:lvl w:ilvl="2" w:tplc="0419001B" w:tentative="1">
+      <w:start w:val="1"/>
+      <w:numFmt w:val="lowerRoman"/>
+      <w:lvlText w:val="%3."/>
+      <w:lvlJc w:val="right"/>
+      <w:pPr>
+        <w:ind w:left="2880" w:hanging="180"/>
+      </w:pPr>
+    </w:lvl>
+    <w:lvl w:ilvl="3" w:tplc="0419000F" w:tentative="1">
+      <w:start w:val="1"/>
+      <w:numFmt w:val="decimal"/>
+      <w:lvlText w:val="%4."/>
+      <w:lvlJc w:val="left"/>
+      <w:pPr>
+        <w:ind w:left="3600" w:hanging="360"/>
+      </w:pPr>
+    </w:lvl>
+    <w:lvl w:ilvl="4" w:tplc="04190019" w:tentative="1">
+      <w:start w:val="1"/>
+      <w:numFmt w:val="lowerLetter"/>
+      <w:lvlText w:val="%5."/>
+      <w:lvlJc w:val="left"/>
+      <w:pPr>
+        <w:ind w:left="4320" w:hanging="360"/>
+      </w:pPr>
+    </w:lvl>
+    <w:lvl w:ilvl="5" w:tplc="0419001B" w:tentative="1">
+      <w:start w:val="1"/>
+      <w:numFmt w:val="lowerRoman"/>
+      <w:lvlText w:val="%6."/>
+      <w:lvlJc w:val="right"/>
+      <w:pPr>
+        <w:ind w:left="5040" w:hanging="180"/>
+      </w:pPr>
+    </w:lvl>
+    <w:lvl w:ilvl="6" w:tplc="0419000F" w:tentative="1">
+      <w:start w:val="1"/>
+      <w:numFmt w:val="decimal"/>
+      <w:lvlText w:val="%7."/>
+      <w:lvlJc w:val="left"/>
+      <w:pPr>
+        <w:ind w:left="5760" w:hanging="360"/>
+      </w:pPr>
+    </w:lvl>
+    <w:lvl w:ilvl="7" w:tplc="04190019" w:tentative="1">
+      <w:start w:val="1"/>
+      <w:numFmt w:val="lowerLetter"/>
+      <w:lvlText w:val="%8."/>
+      <w:lvlJc w:val="left"/>
+      <w:pPr>
+        <w:ind w:left="6480" w:hanging="360"/>
+      </w:pPr>
+    </w:lvl>
+    <w:lvl w:ilvl="8" w:tplc="0419001B" w:tentative="1">
+      <w:start w:val="1"/>
+      <w:numFmt w:val="lowerRoman"/>
+      <w:lvlText w:val="%9."/>
+      <w:lvlJc w:val="right"/>
+      <w:pPr>
+        <w:ind w:left="7200" w:hanging="180"/>
+      </w:pPr>
+    </w:lvl>
+  </w:abstractNum>
+  <w:abstractNum w:abstractNumId="15" w15:restartNumberingAfterBreak="0">
     <w:nsid w:val="51A570D9"/>
     <w:multiLevelType w:val="hybridMultilevel"/>
     <w:tmpl w:val="0D7A50D0"/>
@@ -5095,7 +6246,7 @@
       </w:rPr>
     </w:lvl>
   </w:abstractNum>
-  <w:abstractNum w:abstractNumId="13">
+  <w:abstractNum w:abstractNumId="16" w15:restartNumberingAfterBreak="0">
     <w:nsid w:val="5469767A"/>
     <w:multiLevelType w:val="hybridMultilevel"/>
     <w:tmpl w:val="CD7CC6F4"/>
@@ -5208,7 +6359,93 @@
       </w:rPr>
     </w:lvl>
   </w:abstractNum>
-  <w:abstractNum w:abstractNumId="14">
+  <w:abstractNum w:abstractNumId="17" w15:restartNumberingAfterBreak="0">
+    <w:nsid w:val="5A5F29AE"/>
+    <w:multiLevelType w:val="hybridMultilevel"/>
+    <w:tmpl w:val="8A821E84"/>
+    <w:lvl w:ilvl="0" w:tplc="0419000F">
+      <w:start w:val="1"/>
+      <w:numFmt w:val="decimal"/>
+      <w:lvlText w:val="%1."/>
+      <w:lvlJc w:val="left"/>
+      <w:pPr>
+        <w:ind w:left="1800" w:hanging="360"/>
+      </w:pPr>
+    </w:lvl>
+    <w:lvl w:ilvl="1" w:tplc="04190019" w:tentative="1">
+      <w:start w:val="1"/>
+      <w:numFmt w:val="lowerLetter"/>
+      <w:lvlText w:val="%2."/>
+      <w:lvlJc w:val="left"/>
+      <w:pPr>
+        <w:ind w:left="2520" w:hanging="360"/>
+      </w:pPr>
+    </w:lvl>
+    <w:lvl w:ilvl="2" w:tplc="0419001B" w:tentative="1">
+      <w:start w:val="1"/>
+      <w:numFmt w:val="lowerRoman"/>
+      <w:lvlText w:val="%3."/>
+      <w:lvlJc w:val="right"/>
+      <w:pPr>
+        <w:ind w:left="3240" w:hanging="180"/>
+      </w:pPr>
+    </w:lvl>
+    <w:lvl w:ilvl="3" w:tplc="0419000F" w:tentative="1">
+      <w:start w:val="1"/>
+      <w:numFmt w:val="decimal"/>
+      <w:lvlText w:val="%4."/>
+      <w:lvlJc w:val="left"/>
+      <w:pPr>
+        <w:ind w:left="3960" w:hanging="360"/>
+      </w:pPr>
+    </w:lvl>
+    <w:lvl w:ilvl="4" w:tplc="04190019" w:tentative="1">
+      <w:start w:val="1"/>
+      <w:numFmt w:val="lowerLetter"/>
+      <w:lvlText w:val="%5."/>
+      <w:lvlJc w:val="left"/>
+      <w:pPr>
+        <w:ind w:left="4680" w:hanging="360"/>
+      </w:pPr>
+    </w:lvl>
+    <w:lvl w:ilvl="5" w:tplc="0419001B" w:tentative="1">
+      <w:start w:val="1"/>
+      <w:numFmt w:val="lowerRoman"/>
+      <w:lvlText w:val="%6."/>
+      <w:lvlJc w:val="right"/>
+      <w:pPr>
+        <w:ind w:left="5400" w:hanging="180"/>
+      </w:pPr>
+    </w:lvl>
+    <w:lvl w:ilvl="6" w:tplc="0419000F" w:tentative="1">
+      <w:start w:val="1"/>
+      <w:numFmt w:val="decimal"/>
+      <w:lvlText w:val="%7."/>
+      <w:lvlJc w:val="left"/>
+      <w:pPr>
+        <w:ind w:left="6120" w:hanging="360"/>
+      </w:pPr>
+    </w:lvl>
+    <w:lvl w:ilvl="7" w:tplc="04190019" w:tentative="1">
+      <w:start w:val="1"/>
+      <w:numFmt w:val="lowerLetter"/>
+      <w:lvlText w:val="%8."/>
+      <w:lvlJc w:val="left"/>
+      <w:pPr>
+        <w:ind w:left="6840" w:hanging="360"/>
+      </w:pPr>
+    </w:lvl>
+    <w:lvl w:ilvl="8" w:tplc="0419001B" w:tentative="1">
+      <w:start w:val="1"/>
+      <w:numFmt w:val="lowerRoman"/>
+      <w:lvlText w:val="%9."/>
+      <w:lvlJc w:val="right"/>
+      <w:pPr>
+        <w:ind w:left="7560" w:hanging="180"/>
+      </w:pPr>
+    </w:lvl>
+  </w:abstractNum>
+  <w:abstractNum w:abstractNumId="18" w15:restartNumberingAfterBreak="0">
     <w:nsid w:val="5B7019B2"/>
     <w:multiLevelType w:val="multilevel"/>
     <w:tmpl w:val="CCFEA164"/>
@@ -5357,7 +6594,7 @@
       </w:rPr>
     </w:lvl>
   </w:abstractNum>
-  <w:abstractNum w:abstractNumId="15">
+  <w:abstractNum w:abstractNumId="19" w15:restartNumberingAfterBreak="0">
     <w:nsid w:val="5D375675"/>
     <w:multiLevelType w:val="hybridMultilevel"/>
     <w:tmpl w:val="218093F2"/>
@@ -5473,7 +6710,7 @@
       </w:rPr>
     </w:lvl>
   </w:abstractNum>
-  <w:abstractNum w:abstractNumId="16">
+  <w:abstractNum w:abstractNumId="20" w15:restartNumberingAfterBreak="0">
     <w:nsid w:val="5F867490"/>
     <w:multiLevelType w:val="multilevel"/>
     <w:tmpl w:val="32F89E0E"/>
@@ -5586,7 +6823,93 @@
       </w:rPr>
     </w:lvl>
   </w:abstractNum>
-  <w:abstractNum w:abstractNumId="17">
+  <w:abstractNum w:abstractNumId="21" w15:restartNumberingAfterBreak="0">
+    <w:nsid w:val="70DB475E"/>
+    <w:multiLevelType w:val="hybridMultilevel"/>
+    <w:tmpl w:val="32E61536"/>
+    <w:lvl w:ilvl="0" w:tplc="0419000F">
+      <w:start w:val="1"/>
+      <w:numFmt w:val="decimal"/>
+      <w:lvlText w:val="%1."/>
+      <w:lvlJc w:val="left"/>
+      <w:pPr>
+        <w:ind w:left="720" w:hanging="360"/>
+      </w:pPr>
+    </w:lvl>
+    <w:lvl w:ilvl="1" w:tplc="04190019" w:tentative="1">
+      <w:start w:val="1"/>
+      <w:numFmt w:val="lowerLetter"/>
+      <w:lvlText w:val="%2."/>
+      <w:lvlJc w:val="left"/>
+      <w:pPr>
+        <w:ind w:left="1440" w:hanging="360"/>
+      </w:pPr>
+    </w:lvl>
+    <w:lvl w:ilvl="2" w:tplc="0419001B" w:tentative="1">
+      <w:start w:val="1"/>
+      <w:numFmt w:val="lowerRoman"/>
+      <w:lvlText w:val="%3."/>
+      <w:lvlJc w:val="right"/>
+      <w:pPr>
+        <w:ind w:left="2160" w:hanging="180"/>
+      </w:pPr>
+    </w:lvl>
+    <w:lvl w:ilvl="3" w:tplc="0419000F" w:tentative="1">
+      <w:start w:val="1"/>
+      <w:numFmt w:val="decimal"/>
+      <w:lvlText w:val="%4."/>
+      <w:lvlJc w:val="left"/>
+      <w:pPr>
+        <w:ind w:left="2880" w:hanging="360"/>
+      </w:pPr>
+    </w:lvl>
+    <w:lvl w:ilvl="4" w:tplc="04190019" w:tentative="1">
+      <w:start w:val="1"/>
+      <w:numFmt w:val="lowerLetter"/>
+      <w:lvlText w:val="%5."/>
+      <w:lvlJc w:val="left"/>
+      <w:pPr>
+        <w:ind w:left="3600" w:hanging="360"/>
+      </w:pPr>
+    </w:lvl>
+    <w:lvl w:ilvl="5" w:tplc="0419001B" w:tentative="1">
+      <w:start w:val="1"/>
+      <w:numFmt w:val="lowerRoman"/>
+      <w:lvlText w:val="%6."/>
+      <w:lvlJc w:val="right"/>
+      <w:pPr>
+        <w:ind w:left="4320" w:hanging="180"/>
+      </w:pPr>
+    </w:lvl>
+    <w:lvl w:ilvl="6" w:tplc="0419000F" w:tentative="1">
+      <w:start w:val="1"/>
+      <w:numFmt w:val="decimal"/>
+      <w:lvlText w:val="%7."/>
+      <w:lvlJc w:val="left"/>
+      <w:pPr>
+        <w:ind w:left="5040" w:hanging="360"/>
+      </w:pPr>
+    </w:lvl>
+    <w:lvl w:ilvl="7" w:tplc="04190019" w:tentative="1">
+      <w:start w:val="1"/>
+      <w:numFmt w:val="lowerLetter"/>
+      <w:lvlText w:val="%8."/>
+      <w:lvlJc w:val="left"/>
+      <w:pPr>
+        <w:ind w:left="5760" w:hanging="360"/>
+      </w:pPr>
+    </w:lvl>
+    <w:lvl w:ilvl="8" w:tplc="0419001B" w:tentative="1">
+      <w:start w:val="1"/>
+      <w:numFmt w:val="lowerRoman"/>
+      <w:lvlText w:val="%9."/>
+      <w:lvlJc w:val="right"/>
+      <w:pPr>
+        <w:ind w:left="6480" w:hanging="180"/>
+      </w:pPr>
+    </w:lvl>
+  </w:abstractNum>
+  <w:abstractNum w:abstractNumId="22" w15:restartNumberingAfterBreak="0">
     <w:nsid w:val="70E84302"/>
     <w:multiLevelType w:val="hybridMultilevel"/>
     <w:tmpl w:val="CD885CF8"/>
@@ -5699,7 +7022,7 @@
       </w:rPr>
     </w:lvl>
   </w:abstractNum>
-  <w:abstractNum w:abstractNumId="18">
+  <w:abstractNum w:abstractNumId="23" w15:restartNumberingAfterBreak="0">
     <w:nsid w:val="72380BC4"/>
     <w:multiLevelType w:val="multilevel"/>
     <w:tmpl w:val="AEF8DF96"/>
@@ -5786,7 +7109,7 @@
       </w:pPr>
     </w:lvl>
   </w:abstractNum>
-  <w:abstractNum w:abstractNumId="19">
+  <w:abstractNum w:abstractNumId="24" w15:restartNumberingAfterBreak="0">
     <w:nsid w:val="77A65E77"/>
     <w:multiLevelType w:val="multilevel"/>
     <w:tmpl w:val="7018A13E"/>
@@ -5935,65 +7258,65 @@
       </w:rPr>
     </w:lvl>
   </w:abstractNum>
-  <w:num w:numId="1">
-    <w:abstractNumId w:val="13"/>
+  <w:num w:numId="1" w16cid:durableId="121533307">
+    <w:abstractNumId w:val="16"/>
   </w:num>
-  <w:num w:numId="2">
-    <w:abstractNumId w:val="2"/>
+  <w:num w:numId="2" w16cid:durableId="1429541563">
+    <w:abstractNumId w:val="3"/>
   </w:num>
-  <w:num w:numId="3">
-    <w:abstractNumId w:val="17"/>
+  <w:num w:numId="3" w16cid:durableId="1486046797">
+    <w:abstractNumId w:val="22"/>
   </w:num>
-  <w:num w:numId="4">
+  <w:num w:numId="4" w16cid:durableId="489055743">
+    <w:abstractNumId w:val="19"/>
+  </w:num>
+  <w:num w:numId="5" w16cid:durableId="554201523">
+    <w:abstractNumId w:val="4"/>
+  </w:num>
+  <w:num w:numId="6" w16cid:durableId="2133667290">
+    <w:abstractNumId w:val="0"/>
+  </w:num>
+  <w:num w:numId="7" w16cid:durableId="43912705">
+    <w:abstractNumId w:val="12"/>
+  </w:num>
+  <w:num w:numId="8" w16cid:durableId="1297877823">
     <w:abstractNumId w:val="15"/>
   </w:num>
-  <w:num w:numId="5">
-    <w:abstractNumId w:val="3"/>
+  <w:num w:numId="9" w16cid:durableId="1380473931">
+    <w:abstractNumId w:val="20"/>
   </w:num>
-  <w:num w:numId="6">
+  <w:num w:numId="10" w16cid:durableId="2053462087">
     <w:abstractNumId w:val="0"/>
   </w:num>
-  <w:num w:numId="7">
-    <w:abstractNumId w:val="10"/>
-  </w:num>
-  <w:num w:numId="8">
-    <w:abstractNumId w:val="12"/>
-  </w:num>
-  <w:num w:numId="9">
-    <w:abstractNumId w:val="16"/>
-  </w:num>
-  <w:num w:numId="10">
+  <w:num w:numId="11" w16cid:durableId="2086143762">
     <w:abstractNumId w:val="0"/>
   </w:num>
-  <w:num w:numId="11">
+  <w:num w:numId="12" w16cid:durableId="1733239077">
     <w:abstractNumId w:val="0"/>
   </w:num>
-  <w:num w:numId="12">
+  <w:num w:numId="13" w16cid:durableId="1586574553">
     <w:abstractNumId w:val="0"/>
   </w:num>
-  <w:num w:numId="13">
+  <w:num w:numId="14" w16cid:durableId="576791458">
     <w:abstractNumId w:val="0"/>
   </w:num>
-  <w:num w:numId="14">
-    <w:abstractNumId w:val="0"/>
-  </w:num>
-  <w:num w:numId="15">
+  <w:num w:numId="15" w16cid:durableId="1127506586">
     <w:abstractNumId w:val="0"/>
     <w:lvlOverride w:ilvl="0">
       <w:startOverride w:val="1"/>
     </w:lvlOverride>
   </w:num>
-  <w:num w:numId="16">
+  <w:num w:numId="16" w16cid:durableId="924917433">
     <w:abstractNumId w:val="0"/>
   </w:num>
-  <w:num w:numId="17">
+  <w:num w:numId="17" w16cid:durableId="1533422520">
     <w:abstractNumId w:val="0"/>
   </w:num>
-  <w:num w:numId="18">
+  <w:num w:numId="18" w16cid:durableId="1721976746">
     <w:abstractNumId w:val="0"/>
   </w:num>
-  <w:num w:numId="19">
-    <w:abstractNumId w:val="18"/>
+  <w:num w:numId="19" w16cid:durableId="2030332272">
+    <w:abstractNumId w:val="23"/>
     <w:lvlOverride w:ilvl="0">
       <w:startOverride w:val="1"/>
     </w:lvlOverride>
@@ -6022,44 +7345,59 @@
       <w:startOverride w:val="1"/>
     </w:lvlOverride>
   </w:num>
-  <w:num w:numId="20">
+  <w:num w:numId="20" w16cid:durableId="573659083">
+    <w:abstractNumId w:val="23"/>
+  </w:num>
+  <w:num w:numId="21" w16cid:durableId="1265113637">
+    <w:abstractNumId w:val="9"/>
+  </w:num>
+  <w:num w:numId="22" w16cid:durableId="268398198">
+    <w:abstractNumId w:val="7"/>
+  </w:num>
+  <w:num w:numId="23" w16cid:durableId="569771257">
+    <w:abstractNumId w:val="5"/>
+  </w:num>
+  <w:num w:numId="24" w16cid:durableId="1610159055">
+    <w:abstractNumId w:val="24"/>
+  </w:num>
+  <w:num w:numId="25" w16cid:durableId="1170411535">
     <w:abstractNumId w:val="18"/>
   </w:num>
-  <w:num w:numId="21">
-    <w:abstractNumId w:val="7"/>
+  <w:num w:numId="26" w16cid:durableId="1703819974">
+    <w:abstractNumId w:val="13"/>
   </w:num>
-  <w:num w:numId="22">
+  <w:num w:numId="27" w16cid:durableId="774324640">
     <w:abstractNumId w:val="6"/>
   </w:num>
-  <w:num w:numId="23">
-    <w:abstractNumId w:val="4"/>
+  <w:num w:numId="28" w16cid:durableId="1603758591">
+    <w:abstractNumId w:val="2"/>
   </w:num>
-  <w:num w:numId="24">
-    <w:abstractNumId w:val="19"/>
+  <w:num w:numId="29" w16cid:durableId="1401321939">
+    <w:abstractNumId w:val="10"/>
   </w:num>
-  <w:num w:numId="25">
+  <w:num w:numId="30" w16cid:durableId="1482968910">
+    <w:abstractNumId w:val="11"/>
+  </w:num>
+  <w:num w:numId="31" w16cid:durableId="244651708">
+    <w:abstractNumId w:val="8"/>
+  </w:num>
+  <w:num w:numId="32" w16cid:durableId="57632947">
+    <w:abstractNumId w:val="21"/>
+  </w:num>
+  <w:num w:numId="33" w16cid:durableId="915360317">
+    <w:abstractNumId w:val="17"/>
+  </w:num>
+  <w:num w:numId="34" w16cid:durableId="2139567987">
     <w:abstractNumId w:val="14"/>
   </w:num>
-  <w:num w:numId="26">
-    <w:abstractNumId w:val="11"/>
-  </w:num>
-  <w:num w:numId="27">
-    <w:abstractNumId w:val="5"/>
-  </w:num>
-  <w:num w:numId="28">
+  <w:num w:numId="35" w16cid:durableId="986587371">
     <w:abstractNumId w:val="1"/>
-  </w:num>
-  <w:num w:numId="29">
-    <w:abstractNumId w:val="8"/>
-  </w:num>
-  <w:num w:numId="30">
-    <w:abstractNumId w:val="9"/>
   </w:num>
 </w:numbering>
 </file>
 
 <file path=word/styles.xml><?xml version="1.0" encoding="utf-8"?>
-<w:styles xmlns:mc="http://schemas.openxmlformats.org/markup-compatibility/2006" xmlns:r="http://schemas.openxmlformats.org/officeDocument/2006/relationships" xmlns:w="http://schemas.openxmlformats.org/wordprocessingml/2006/main" xmlns:w14="http://schemas.microsoft.com/office/word/2010/wordml" xmlns:w15="http://schemas.microsoft.com/office/word/2012/wordml" mc:Ignorable="w14 w15">
+<w:styles xmlns:mc="http://schemas.openxmlformats.org/markup-compatibility/2006" xmlns:r="http://schemas.openxmlformats.org/officeDocument/2006/relationships" xmlns:w="http://schemas.openxmlformats.org/wordprocessingml/2006/main" xmlns:w14="http://schemas.microsoft.com/office/word/2010/wordml" xmlns:w15="http://schemas.microsoft.com/office/word/2012/wordml" xmlns:w16cex="http://schemas.microsoft.com/office/word/2018/wordml/cex" xmlns:w16cid="http://schemas.microsoft.com/office/word/2016/wordml/cid" xmlns:w16="http://schemas.microsoft.com/office/word/2018/wordml" xmlns:w16du="http://schemas.microsoft.com/office/word/2023/wordml/word16du" xmlns:w16sdtdh="http://schemas.microsoft.com/office/word/2020/wordml/sdtdatahash" xmlns:w16sdtfl="http://schemas.microsoft.com/office/word/2024/wordml/sdtformatlock" xmlns:w16se="http://schemas.microsoft.com/office/word/2015/wordml/symex" mc:Ignorable="w14 w15 w16se w16cid w16 w16cex w16sdtdh w16sdtfl w16du">
   <w:docDefaults>
     <w:rPrDefault>
       <w:rPr>
@@ -6069,7 +7407,7 @@
     </w:rPrDefault>
     <w:pPrDefault/>
   </w:docDefaults>
-  <w:latentStyles w:defLockedState="0" w:defUIPriority="99" w:defSemiHidden="0" w:defUnhideWhenUsed="0" w:defQFormat="0" w:count="371">
+  <w:latentStyles w:defLockedState="0" w:defUIPriority="99" w:defSemiHidden="0" w:defUnhideWhenUsed="0" w:defQFormat="0" w:count="376">
     <w:lsdException w:name="Normal" w:uiPriority="0" w:qFormat="1"/>
     <w:lsdException w:name="heading 1" w:uiPriority="9" w:qFormat="1"/>
     <w:lsdException w:name="heading 2" w:semiHidden="1" w:uiPriority="9" w:unhideWhenUsed="1" w:qFormat="1"/>
@@ -6441,11 +7779,16 @@
     <w:lsdException w:name="List Table 5 Dark Accent 6" w:uiPriority="50"/>
     <w:lsdException w:name="List Table 6 Colorful Accent 6" w:uiPriority="51"/>
     <w:lsdException w:name="List Table 7 Colorful Accent 6" w:uiPriority="52"/>
+    <w:lsdException w:name="Mention" w:semiHidden="1" w:unhideWhenUsed="1"/>
+    <w:lsdException w:name="Smart Hyperlink" w:semiHidden="1" w:unhideWhenUsed="1"/>
+    <w:lsdException w:name="Hashtag" w:semiHidden="1" w:unhideWhenUsed="1"/>
+    <w:lsdException w:name="Unresolved Mention" w:semiHidden="1" w:unhideWhenUsed="1"/>
+    <w:lsdException w:name="Smart Link" w:semiHidden="1" w:unhideWhenUsed="1"/>
   </w:latentStyles>
   <w:style w:type="paragraph" w:default="1" w:styleId="a0">
     <w:name w:val="Normal"/>
     <w:qFormat/>
-    <w:rsid w:val="00B24B73"/>
+    <w:rsid w:val="0096427F"/>
     <w:pPr>
       <w:ind w:firstLine="709"/>
       <w:jc w:val="both"/>
@@ -6662,7 +8005,6 @@
   <w:style w:type="character" w:default="1" w:styleId="a1">
     <w:name w:val="Default Paragraph Font"/>
     <w:uiPriority w:val="1"/>
-    <w:semiHidden/>
     <w:unhideWhenUsed/>
   </w:style>
   <w:style w:type="table" w:default="1" w:styleId="a2">
@@ -6836,7 +8178,7 @@
     </w:rPr>
   </w:style>
   <w:style w:type="character" w:customStyle="1" w:styleId="a5">
-    <w:name w:val="Название Знак"/>
+    <w:name w:val="Заголовок Знак"/>
     <w:link w:val="a4"/>
     <w:uiPriority w:val="10"/>
     <w:rsid w:val="00BC167E"/>
@@ -7371,7 +8713,6 @@
     <w:uiPriority w:val="59"/>
     <w:rsid w:val="003F1D21"/>
     <w:tblPr>
-      <w:tblInd w:w="0" w:type="dxa"/>
       <w:tblBorders>
         <w:top w:val="single" w:sz="4" w:space="0" w:color="auto"/>
         <w:left w:val="single" w:sz="4" w:space="0" w:color="auto"/>
@@ -7380,12 +8721,6 @@
         <w:insideH w:val="single" w:sz="4" w:space="0" w:color="auto"/>
         <w:insideV w:val="single" w:sz="4" w:space="0" w:color="auto"/>
       </w:tblBorders>
-      <w:tblCellMar>
-        <w:top w:w="0" w:type="dxa"/>
-        <w:left w:w="108" w:type="dxa"/>
-        <w:bottom w:w="0" w:type="dxa"/>
-        <w:right w:w="108" w:type="dxa"/>
-      </w:tblCellMar>
     </w:tblPr>
   </w:style>
   <w:style w:type="paragraph" w:customStyle="1" w:styleId="aff9">
